--- a/docs/deliverables/05-需求确认书.docx
+++ b/docs/deliverables/05-需求确认书.docx
@@ -1088,7 +1088,7 @@
                 <w:color w:val="1F1F1F"/>
                 <w:sz w:val="14"/>
               </w:rPr>
-              <w:t>FR-02.1★；FR-02.2★；FR-02.3★；FR-10.1★；FR-11.3★</w:t>
+              <w:t>FR-02.1★；FR-02.2★；FR-02.3★；FR-02.4；FR-10.1★；FR-11.3★</w:t>
             </w:r>
           </w:p>
         </w:tc>
@@ -1109,7 +1109,7 @@
                 <w:color w:val="1F1F1F"/>
                 <w:sz w:val="14"/>
               </w:rPr>
-              <w:t>PE-05 刷新≤2秒/次且不降低亚米级源精度；PE-06 首帧≤3秒；PE-08 ≤2秒；PE-10 综合安防≤30秒。</w:t>
+              <w:t>PE-05 刷新≤2秒/次且不降低亚米级源精度；PE-06 首帧≤3秒；PE-08 ≤2秒；PE-10 综合安防≤30秒；物资站点图层可展示并钻取清单、数量和配置，展示结果与物资台账一致。</w:t>
             </w:r>
           </w:p>
         </w:tc>
@@ -1174,7 +1174,7 @@
                 <w:color w:val="1F1F1F"/>
                 <w:sz w:val="14"/>
               </w:rPr>
-              <w:t>月/季/年演练、任务、评估；移动上报、任务、演练、扫码打卡、物资盘点和打卡预警。</w:t>
+              <w:t>月/季/年演练、任务、评估；移动上报、任务、演练、扫码打卡、物资盘点和打卡预警；以物资台账、临期提醒和盘点计划支撑移动盘点闭环。</w:t>
             </w:r>
           </w:p>
         </w:tc>
@@ -1195,7 +1195,7 @@
                 <w:color w:val="1F1F1F"/>
                 <w:sz w:val="14"/>
               </w:rPr>
-              <w:t>FR-04.1★；FR-04.2★；FR-04.3★；FR-06.1★；FR-06.2★；FR-06.3★；FR-06.4★；FR-08.1★；FR-08.2★；FR-08.4★；FR-08.5★；FR-08.6★</w:t>
+              <w:t>FR-03.3★；FR-03.4★；FR-04.1★；FR-04.2★；FR-04.3★；FR-06.1★；FR-06.2★；FR-06.3★；FR-06.4★；FR-08.1★；FR-08.2★；FR-08.4★；FR-08.5★；FR-08.6★</w:t>
             </w:r>
           </w:p>
         </w:tc>
@@ -1216,7 +1216,7 @@
                 <w:color w:val="1F1F1F"/>
                 <w:sz w:val="14"/>
               </w:rPr>
-              <w:t>滚动六个月核验适用对象每半年至少一次，具备提醒、逾期/未达标、补演或整改、统计及追溯；PE-04 ≥20路且到达率≥99%，PE-09 ≤1秒。</w:t>
+              <w:t>滚动六个月核验适用对象每半年至少一次，具备提醒、逾期/未达标、补演或整改、统计及追溯；物资台账增改查和临期提醒有效，盘点计划生成快照，移动端盘点后自动比对差异并完成复核更新；PE-04 ≥20路且到达率≥99%，PE-09 ≤1秒。</w:t>
             </w:r>
           </w:p>
         </w:tc>
@@ -1494,7 +1494,7 @@
           <w:color w:val="1F1F1F"/>
           <w:sz w:val="20"/>
         </w:rPr>
-        <w:t>五个 MVP 优先形成“预案—事件—指挥—现场执行—评估改进”可验证闭环，并同步前置外部接口、性能和安全验证；待验证事项不表述为已验收。</w:t>
+        <w:t>五个 MVP 优先形成“预案—事件—指挥—现场执行—评估改进”可验证闭环，并同步前置外部接口、性能和安全验证；MVP-2 纳入 FR-02.4 以闭合物资站点一张图，MVP-3 纳入 FR-03.3、FR-03.4 作为 FR-08.6 移动物资盘点的直接数据与流程依赖。待验证事项不表述为已验收。</w:t>
       </w:r>
     </w:p>
     <w:p>
@@ -1522,7 +1522,7 @@
           <w:color w:val="1F1F1F"/>
           <w:sz w:val="20"/>
         </w:rPr>
-        <w:t>FR-01.4、FR-02.4、FR-03.1、FR-03.2、FR-03.3、FR-03.4、FR-07.1、FR-07.2、FR-07.3、FR-07.4、FR-07.5、FR-08.3、FR-09.1，以及相互依赖的配置、数据初始化、文档、培训、试运行和服务，仍须按项目计划实施、测试和验收。全量 39 条 FR 的用例、性能实测和验收证据不得因 MVP 分期而省略。</w:t>
+        <w:t>FR-01.4、FR-03.1、FR-03.2、FR-07.1、FR-07.2、FR-07.3、FR-07.4、FR-07.5、FR-08.3、FR-09.1，以及相互依赖的配置、数据初始化、文档、培训、试运行和服务，仍须按项目计划实施、测试和验收。全量 39 条 FR 的用例、性能实测和验收证据不得因 MVP 分期而省略。</w:t>
       </w:r>
     </w:p>
     <w:p>

--- a/docs/deliverables/05-需求确认书.docx
+++ b/docs/deliverables/05-需求确认书.docx
@@ -7,26 +7,20 @@
         <ns0:spacing ns0:after="40" ns0:line="293" ns0:lineRule="auto"/>
       </ns0:pPr>
       <ns0:r>
+        <ns0:t>文档编号：【待人工确认】    版本号：V1.2</ns0:t>
+      </ns0:r>
+    </ns0:p>
+    <ns0:p>
+      <ns0:pPr>
+        <ns0:spacing ns0:after="720" ns0:line="293" ns0:lineRule="auto"/>
+      </ns0:pPr>
+      <ns0:r>
         <ns0:rPr>
           <ns0:rFonts ns0:ascii="宋体" ns0:hAnsi="宋体" ns0:eastAsia="宋体"/>
           <ns0:b ns0:val="0"/>
           <ns0:color ns0:val="1F1F1F"/>
           <ns0:sz ns0:val="19"/>
         </ns0:rPr>
-        <ns0:t>文档编号：【待人工确认】    版本号：V0.1</ns0:t>
-      </ns0:r>
-    </ns0:p>
-    <ns0:p>
-      <ns0:pPr>
-        <ns0:spacing ns0:after="720" ns0:line="293" ns0:lineRule="auto"/>
-      </ns0:pPr>
-      <ns0:r>
-        <ns0:rPr>
-          <ns0:rFonts ns0:ascii="宋体" ns0:hAnsi="宋体" ns0:eastAsia="宋体"/>
-          <ns0:b ns0:val="0"/>
-          <ns0:color ns0:val="1F1F1F"/>
-          <ns0:sz ns0:val="19"/>
-        </ns0:rPr>
         <ns0:t>密    级：课程模拟使用</ns0:t>
       </ns0:r>
     </ns0:p>
@@ -198,6 +192,1115 @@
           <ns0:sz ns0:val="32"/>
         </ns0:rPr>
         <ns0:t>修订记录</ns0:t>
+      </ns0:r>
+    </ns0:p>
+    <ns0:tbl>
+      <ns0:tblPr>
+        <ns0:tblW ns0:type="auto" ns0:w="0"/>
+        <ns0:jc ns0:val="center"/>
+        <ns0:tblLayout ns0:type="fixed"/>
+        <ns0:tblLook ns0:firstColumn="1" ns0:firstRow="1" ns0:lastColumn="0" ns0:lastRow="0" ns0:noHBand="0" ns0:noVBand="1" ns0:val="04A0"/>
+        <ns0:tblBorders>
+          <ns0:top ns0:val="single" ns0:sz="4" ns0:color="A6A6A6"/>
+          <ns0:left ns0:val="single" ns0:sz="4" ns0:color="A6A6A6"/>
+          <ns0:bottom ns0:val="single" ns0:sz="4" ns0:color="A6A6A6"/>
+          <ns0:right ns0:val="single" ns0:sz="4" ns0:color="A6A6A6"/>
+          <ns0:insideH ns0:val="single" ns0:sz="4" ns0:color="A6A6A6"/>
+          <ns0:insideV ns0:val="single" ns0:sz="4" ns0:color="A6A6A6"/>
+        </ns0:tblBorders>
+        <ns0:tblBorders>
+          <ns0:top ns0:val="single" ns0:sz="6" ns0:space="0" ns0:color="7F8C8D"/>
+          <ns0:left ns0:val="single" ns0:sz="6" ns0:space="0" ns0:color="7F8C8D"/>
+          <ns0:bottom ns0:val="single" ns0:sz="6" ns0:space="0" ns0:color="7F8C8D"/>
+          <ns0:right ns0:val="single" ns0:sz="6" ns0:space="0" ns0:color="7F8C8D"/>
+          <ns0:insideH ns0:val="single" ns0:sz="6" ns0:space="0" ns0:color="7F8C8D"/>
+          <ns0:insideV ns0:val="single" ns0:sz="6" ns0:space="0" ns0:color="7F8C8D"/>
+        </ns0:tblBorders>
+        <ns0:tblBorders>
+          <ns0:top ns0:val="single" ns0:sz="6" ns0:space="0" ns0:color="7F8C8D"/>
+          <ns0:left ns0:val="single" ns0:sz="6" ns0:space="0" ns0:color="7F8C8D"/>
+          <ns0:bottom ns0:val="single" ns0:sz="6" ns0:space="0" ns0:color="7F8C8D"/>
+          <ns0:right ns0:val="single" ns0:sz="6" ns0:space="0" ns0:color="7F8C8D"/>
+          <ns0:insideH ns0:val="single" ns0:sz="6" ns0:space="0" ns0:color="7F8C8D"/>
+          <ns0:insideV ns0:val="single" ns0:sz="6" ns0:space="0" ns0:color="7F8C8D"/>
+        </ns0:tblBorders>
+        <ns0:tblBorders>
+          <ns0:top ns0:val="single" ns0:sz="6" ns0:space="0" ns0:color="7F8C8D"/>
+          <ns0:left ns0:val="single" ns0:sz="6" ns0:space="0" ns0:color="7F8C8D"/>
+          <ns0:bottom ns0:val="single" ns0:sz="6" ns0:space="0" ns0:color="7F8C8D"/>
+          <ns0:right ns0:val="single" ns0:sz="6" ns0:space="0" ns0:color="7F8C8D"/>
+          <ns0:insideH ns0:val="single" ns0:sz="6" ns0:space="0" ns0:color="7F8C8D"/>
+          <ns0:insideV ns0:val="single" ns0:sz="6" ns0:space="0" ns0:color="7F8C8D"/>
+        </ns0:tblBorders>
+        <ns0:tblBorders>
+          <ns0:top ns0:val="single" ns0:sz="6" ns0:space="0" ns0:color="7F8C8D"/>
+          <ns0:left ns0:val="single" ns0:sz="6" ns0:space="0" ns0:color="7F8C8D"/>
+          <ns0:bottom ns0:val="single" ns0:sz="6" ns0:space="0" ns0:color="7F8C8D"/>
+          <ns0:right ns0:val="single" ns0:sz="6" ns0:space="0" ns0:color="7F8C8D"/>
+          <ns0:insideH ns0:val="single" ns0:sz="6" ns0:space="0" ns0:color="7F8C8D"/>
+          <ns0:insideV ns0:val="single" ns0:sz="6" ns0:space="0" ns0:color="7F8C8D"/>
+        </ns0:tblBorders>
+      </ns0:tblPr>
+      <ns0:tblGrid>
+        <ns0:gridCol ns0:w="1871"/>
+        <ns0:gridCol ns0:w="1871"/>
+        <ns0:gridCol ns0:w="1871"/>
+        <ns0:gridCol ns0:w="1871"/>
+        <ns0:gridCol ns0:w="1871"/>
+      </ns0:tblGrid>
+      <ns0:tr>
+        <ns0:trPr>
+          <ns0:trHeight ns0:hRule="atLeast" ns0:val="442"/>
+          <ns0:tblHeader ns0:val="true"/>
+          <ns0:tblHeader ns0:val="true"/>
+          <ns0:tblHeader ns0:val="true"/>
+          <ns0:tblHeader ns0:val="true"/>
+        </ns0:trPr>
+        <ns0:tc>
+          <ns0:tcPr>
+            <ns0:tcW ns0:type="dxa" ns0:w="964"/>
+            <ns0:vAlign ns0:val="center"/>
+            <ns0:shd ns0:fill="D9E5F3"/>
+            <ns0:tcMar>
+              <ns0:top ns0:w="80" ns0:type="dxa"/>
+              <ns0:start ns0:w="80" ns0:type="dxa"/>
+              <ns0:bottom ns0:w="80" ns0:type="dxa"/>
+              <ns0:end ns0:w="80" ns0:type="dxa"/>
+            </ns0:tcMar>
+          </ns0:tcPr>
+          <ns0:p>
+            <ns0:pPr>
+              <ns0:spacing ns0:after="0" ns0:line="240" ns0:lineRule="auto" ns0:before="0"/>
+              <ns0:jc ns0:val="center"/>
+            </ns0:pPr>
+            <ns0:r>
+              <ns0:rPr>
+                <ns0:rFonts ns0:ascii="宋体" ns0:hAnsi="宋体" ns0:eastAsia="宋体"/>
+                <ns0:b/>
+                <ns0:color ns0:val="FFFFFF"/>
+                <ns0:sz ns0:val="18"/>
+              </ns0:rPr>
+            </ns0:r>
+            <ns0:r>
+              <ns0:rPr>
+                <ns0:rFonts ns0:ascii="宋体" ns0:hAnsi="宋体" ns0:eastAsia="宋体"/>
+                <ns0:b/>
+                <ns0:color ns0:val="1F1F1F"/>
+                <ns0:sz ns0:val="18"/>
+              </ns0:rPr>
+              <ns0:t>版本</ns0:t>
+            </ns0:r>
+          </ns0:p>
+        </ns0:tc>
+        <ns0:tc>
+          <ns0:tcPr>
+            <ns0:tcW ns0:type="dxa" ns0:w="1247"/>
+            <ns0:vAlign ns0:val="center"/>
+            <ns0:shd ns0:fill="D9E5F3"/>
+            <ns0:tcMar>
+              <ns0:top ns0:w="80" ns0:type="dxa"/>
+              <ns0:start ns0:w="80" ns0:type="dxa"/>
+              <ns0:bottom ns0:w="80" ns0:type="dxa"/>
+              <ns0:end ns0:w="80" ns0:type="dxa"/>
+            </ns0:tcMar>
+          </ns0:tcPr>
+          <ns0:p>
+            <ns0:pPr>
+              <ns0:spacing ns0:after="0" ns0:line="240" ns0:lineRule="auto" ns0:before="0"/>
+              <ns0:jc ns0:val="center"/>
+            </ns0:pPr>
+            <ns0:r>
+              <ns0:rPr>
+                <ns0:rFonts ns0:ascii="宋体" ns0:hAnsi="宋体" ns0:eastAsia="宋体"/>
+                <ns0:b/>
+                <ns0:color ns0:val="FFFFFF"/>
+                <ns0:sz ns0:val="18"/>
+              </ns0:rPr>
+            </ns0:r>
+            <ns0:r>
+              <ns0:rPr>
+                <ns0:rFonts ns0:ascii="宋体" ns0:hAnsi="宋体" ns0:eastAsia="宋体"/>
+                <ns0:b/>
+                <ns0:color ns0:val="1F1F1F"/>
+                <ns0:sz ns0:val="18"/>
+              </ns0:rPr>
+              <ns0:t>日期</ns0:t>
+            </ns0:r>
+          </ns0:p>
+        </ns0:tc>
+        <ns0:tc>
+          <ns0:tcPr>
+            <ns0:tcW ns0:type="dxa" ns0:w="1417"/>
+            <ns0:vAlign ns0:val="center"/>
+            <ns0:shd ns0:fill="D9E5F3"/>
+            <ns0:tcMar>
+              <ns0:top ns0:w="80" ns0:type="dxa"/>
+              <ns0:start ns0:w="80" ns0:type="dxa"/>
+              <ns0:bottom ns0:w="80" ns0:type="dxa"/>
+              <ns0:end ns0:w="80" ns0:type="dxa"/>
+            </ns0:tcMar>
+          </ns0:tcPr>
+          <ns0:p>
+            <ns0:pPr>
+              <ns0:spacing ns0:after="0" ns0:line="240" ns0:lineRule="auto" ns0:before="0"/>
+              <ns0:jc ns0:val="center"/>
+            </ns0:pPr>
+            <ns0:r>
+              <ns0:rPr>
+                <ns0:rFonts ns0:ascii="宋体" ns0:hAnsi="宋体" ns0:eastAsia="宋体"/>
+                <ns0:b/>
+                <ns0:color ns0:val="FFFFFF"/>
+                <ns0:sz ns0:val="18"/>
+              </ns0:rPr>
+            </ns0:r>
+            <ns0:r>
+              <ns0:rPr>
+                <ns0:rFonts ns0:ascii="宋体" ns0:hAnsi="宋体" ns0:eastAsia="宋体"/>
+                <ns0:b/>
+                <ns0:color ns0:val="1F1F1F"/>
+                <ns0:sz ns0:val="18"/>
+              </ns0:rPr>
+              <ns0:t>修订章节</ns0:t>
+            </ns0:r>
+          </ns0:p>
+        </ns0:tc>
+        <ns0:tc>
+          <ns0:tcPr>
+            <ns0:tcW ns0:type="dxa" ns0:w="4535"/>
+            <ns0:vAlign ns0:val="center"/>
+            <ns0:shd ns0:fill="D9E5F3"/>
+            <ns0:tcMar>
+              <ns0:top ns0:w="80" ns0:type="dxa"/>
+              <ns0:start ns0:w="80" ns0:type="dxa"/>
+              <ns0:bottom ns0:w="80" ns0:type="dxa"/>
+              <ns0:end ns0:w="80" ns0:type="dxa"/>
+            </ns0:tcMar>
+          </ns0:tcPr>
+          <ns0:p>
+            <ns0:pPr>
+              <ns0:spacing ns0:after="0" ns0:line="240" ns0:lineRule="auto" ns0:before="0"/>
+              <ns0:jc ns0:val="left"/>
+            </ns0:pPr>
+            <ns0:r>
+              <ns0:rPr>
+                <ns0:rFonts ns0:ascii="宋体" ns0:hAnsi="宋体" ns0:eastAsia="宋体"/>
+                <ns0:b/>
+                <ns0:color ns0:val="FFFFFF"/>
+                <ns0:sz ns0:val="18"/>
+              </ns0:rPr>
+            </ns0:r>
+            <ns0:r>
+              <ns0:rPr>
+                <ns0:rFonts ns0:ascii="宋体" ns0:hAnsi="宋体" ns0:eastAsia="宋体"/>
+                <ns0:b/>
+                <ns0:color ns0:val="1F1F1F"/>
+                <ns0:sz ns0:val="18"/>
+              </ns0:rPr>
+              <ns0:t>修订说明</ns0:t>
+            </ns0:r>
+          </ns0:p>
+        </ns0:tc>
+        <ns0:tc>
+          <ns0:tcPr>
+            <ns0:tcW ns0:type="dxa" ns0:w="1531"/>
+            <ns0:vAlign ns0:val="center"/>
+            <ns0:shd ns0:fill="D9E5F3"/>
+            <ns0:tcMar>
+              <ns0:top ns0:w="80" ns0:type="dxa"/>
+              <ns0:start ns0:w="80" ns0:type="dxa"/>
+              <ns0:bottom ns0:w="80" ns0:type="dxa"/>
+              <ns0:end ns0:w="80" ns0:type="dxa"/>
+            </ns0:tcMar>
+          </ns0:tcPr>
+          <ns0:p>
+            <ns0:pPr>
+              <ns0:spacing ns0:after="0" ns0:line="240" ns0:lineRule="auto" ns0:before="0"/>
+              <ns0:jc ns0:val="center"/>
+            </ns0:pPr>
+            <ns0:r>
+              <ns0:rPr>
+                <ns0:rFonts ns0:ascii="宋体" ns0:hAnsi="宋体" ns0:eastAsia="宋体"/>
+                <ns0:b/>
+                <ns0:color ns0:val="FFFFFF"/>
+                <ns0:sz ns0:val="18"/>
+              </ns0:rPr>
+            </ns0:r>
+            <ns0:r>
+              <ns0:rPr>
+                <ns0:rFonts ns0:ascii="宋体" ns0:hAnsi="宋体" ns0:eastAsia="宋体"/>
+                <ns0:b/>
+                <ns0:color ns0:val="1F1F1F"/>
+                <ns0:sz ns0:val="18"/>
+              </ns0:rPr>
+              <ns0:t>编制/修订人</ns0:t>
+            </ns0:r>
+          </ns0:p>
+        </ns0:tc>
+      </ns0:tr>
+      <ns0:tr>
+        <ns0:trPr>
+          <ns0:trHeight ns0:hRule="atLeast" ns0:val="442"/>
+        </ns0:trPr>
+        <ns0:tc>
+          <ns0:tcPr>
+            <ns0:tcW ns0:type="dxa" ns0:w="964"/>
+            <ns0:vAlign ns0:val="center"/>
+            <ns0:tcMar>
+              <ns0:top ns0:w="80" ns0:type="dxa"/>
+              <ns0:start ns0:w="80" ns0:type="dxa"/>
+              <ns0:bottom ns0:w="80" ns0:type="dxa"/>
+              <ns0:end ns0:w="80" ns0:type="dxa"/>
+            </ns0:tcMar>
+          </ns0:tcPr>
+          <ns0:p>
+            <ns0:pPr>
+              <ns0:spacing ns0:after="0" ns0:line="240" ns0:lineRule="auto" ns0:before="0"/>
+              <ns0:jc ns0:val="center"/>
+            </ns0:pPr>
+            <ns0:r>
+              <ns0:rPr>
+                <ns0:rFonts ns0:ascii="宋体" ns0:hAnsi="宋体" ns0:eastAsia="宋体"/>
+                <ns0:b ns0:val="0"/>
+                <ns0:sz ns0:val="18"/>
+              </ns0:rPr>
+            </ns0:r>
+            <ns0:r>
+              <ns0:rPr>
+                <ns0:rFonts ns0:ascii="宋体" ns0:hAnsi="宋体" ns0:eastAsia="宋体"/>
+                <ns0:b ns0:val="0"/>
+                <ns0:color ns0:val="1F1F1F"/>
+                <ns0:sz ns0:val="18"/>
+              </ns0:rPr>
+              <ns0:t>V0.1</ns0:t>
+            </ns0:r>
+          </ns0:p>
+        </ns0:tc>
+        <ns0:tc>
+          <ns0:tcPr>
+            <ns0:tcW ns0:type="dxa" ns0:w="1247"/>
+            <ns0:vAlign ns0:val="center"/>
+            <ns0:tcMar>
+              <ns0:top ns0:w="80" ns0:type="dxa"/>
+              <ns0:start ns0:w="80" ns0:type="dxa"/>
+              <ns0:bottom ns0:w="80" ns0:type="dxa"/>
+              <ns0:end ns0:w="80" ns0:type="dxa"/>
+            </ns0:tcMar>
+          </ns0:tcPr>
+          <ns0:p>
+            <ns0:pPr>
+              <ns0:spacing ns0:after="0" ns0:line="240" ns0:lineRule="auto" ns0:before="0"/>
+              <ns0:jc ns0:val="center"/>
+            </ns0:pPr>
+            <ns0:r>
+              <ns0:rPr>
+                <ns0:rFonts ns0:ascii="宋体" ns0:hAnsi="宋体" ns0:eastAsia="宋体"/>
+                <ns0:b ns0:val="0"/>
+                <ns0:sz ns0:val="18"/>
+              </ns0:rPr>
+            </ns0:r>
+            <ns0:r>
+              <ns0:rPr>
+                <ns0:rFonts ns0:ascii="宋体" ns0:hAnsi="宋体" ns0:eastAsia="宋体"/>
+                <ns0:b ns0:val="0"/>
+                <ns0:color ns0:val="1F1F1F"/>
+                <ns0:sz ns0:val="18"/>
+              </ns0:rPr>
+              <ns0:t>【待人工确认】</ns0:t>
+            </ns0:r>
+          </ns0:p>
+        </ns0:tc>
+        <ns0:tc>
+          <ns0:tcPr>
+            <ns0:tcW ns0:type="dxa" ns0:w="1417"/>
+            <ns0:vAlign ns0:val="center"/>
+            <ns0:tcMar>
+              <ns0:top ns0:w="80" ns0:type="dxa"/>
+              <ns0:start ns0:w="80" ns0:type="dxa"/>
+              <ns0:bottom ns0:w="80" ns0:type="dxa"/>
+              <ns0:end ns0:w="80" ns0:type="dxa"/>
+            </ns0:tcMar>
+          </ns0:tcPr>
+          <ns0:p>
+            <ns0:pPr>
+              <ns0:spacing ns0:after="0" ns0:line="240" ns0:lineRule="auto" ns0:before="0"/>
+              <ns0:jc ns0:val="center"/>
+            </ns0:pPr>
+            <ns0:r>
+              <ns0:rPr>
+                <ns0:rFonts ns0:ascii="宋体" ns0:hAnsi="宋体" ns0:eastAsia="宋体"/>
+                <ns0:b ns0:val="0"/>
+                <ns0:sz ns0:val="18"/>
+              </ns0:rPr>
+            </ns0:r>
+            <ns0:r>
+              <ns0:rPr>
+                <ns0:rFonts ns0:ascii="宋体" ns0:hAnsi="宋体" ns0:eastAsia="宋体"/>
+                <ns0:b ns0:val="0"/>
+                <ns0:color ns0:val="1F1F1F"/>
+                <ns0:sz ns0:val="18"/>
+              </ns0:rPr>
+              <ns0:t>全部</ns0:t>
+            </ns0:r>
+          </ns0:p>
+        </ns0:tc>
+        <ns0:tc>
+          <ns0:tcPr>
+            <ns0:tcW ns0:type="dxa" ns0:w="4535"/>
+            <ns0:vAlign ns0:val="center"/>
+            <ns0:tcMar>
+              <ns0:top ns0:w="80" ns0:type="dxa"/>
+              <ns0:start ns0:w="80" ns0:type="dxa"/>
+              <ns0:bottom ns0:w="80" ns0:type="dxa"/>
+              <ns0:end ns0:w="80" ns0:type="dxa"/>
+            </ns0:tcMar>
+          </ns0:tcPr>
+          <ns0:p>
+            <ns0:pPr>
+              <ns0:spacing ns0:after="0" ns0:line="240" ns0:lineRule="auto" ns0:before="0"/>
+              <ns0:jc ns0:val="left"/>
+            </ns0:pPr>
+            <ns0:r>
+              <ns0:rPr>
+                <ns0:rFonts ns0:ascii="宋体" ns0:hAnsi="宋体" ns0:eastAsia="宋体"/>
+                <ns0:b ns0:val="0"/>
+                <ns0:sz ns0:val="18"/>
+              </ns0:rPr>
+            </ns0:r>
+            <ns0:r>
+              <ns0:rPr>
+                <ns0:rFonts ns0:ascii="宋体" ns0:hAnsi="宋体" ns0:eastAsia="宋体"/>
+                <ns0:b ns0:val="0"/>
+                <ns0:color ns0:val="1F1F1F"/>
+                <ns0:sz ns0:val="18"/>
+              </ns0:rPr>
+              <ns0:t>课程模拟候选版：确认MVP优先顺序、全项目边界和验收基线，待复核。</ns0:t>
+            </ns0:r>
+          </ns0:p>
+        </ns0:tc>
+        <ns0:tc>
+          <ns0:tcPr>
+            <ns0:tcW ns0:type="dxa" ns0:w="1531"/>
+            <ns0:vAlign ns0:val="center"/>
+            <ns0:tcMar>
+              <ns0:top ns0:w="80" ns0:type="dxa"/>
+              <ns0:start ns0:w="80" ns0:type="dxa"/>
+              <ns0:bottom ns0:w="80" ns0:type="dxa"/>
+              <ns0:end ns0:w="80" ns0:type="dxa"/>
+            </ns0:tcMar>
+          </ns0:tcPr>
+          <ns0:p>
+            <ns0:pPr>
+              <ns0:spacing ns0:after="0" ns0:line="240" ns0:lineRule="auto" ns0:before="0"/>
+              <ns0:jc ns0:val="center"/>
+            </ns0:pPr>
+            <ns0:r>
+              <ns0:rPr>
+                <ns0:rFonts ns0:ascii="宋体" ns0:hAnsi="宋体" ns0:eastAsia="宋体"/>
+                <ns0:b ns0:val="0"/>
+                <ns0:sz ns0:val="18"/>
+              </ns0:rPr>
+            </ns0:r>
+            <ns0:r>
+              <ns0:rPr>
+                <ns0:rFonts ns0:ascii="宋体" ns0:hAnsi="宋体" ns0:eastAsia="宋体"/>
+                <ns0:b ns0:val="0"/>
+                <ns0:color ns0:val="1F1F1F"/>
+                <ns0:sz ns0:val="18"/>
+              </ns0:rPr>
+              <ns0:t>何思源（项目经理 PM / 总编）</ns0:t>
+            </ns0:r>
+          </ns0:p>
+        </ns0:tc>
+      </ns0:tr>
+      <ns0:tr>
+        <ns0:trPr>
+          <ns0:trHeight ns0:hRule="atLeast" ns0:val="442"/>
+        </ns0:trPr>
+        <ns0:tc>
+          <ns0:tcPr>
+            <ns0:tcW ns0:type="dxa" ns0:w="964"/>
+            <ns0:tcMar>
+              <ns0:top ns0:w="80" ns0:type="dxa"/>
+              <ns0:start ns0:w="80" ns0:type="dxa"/>
+              <ns0:bottom ns0:w="80" ns0:type="dxa"/>
+              <ns0:end ns0:w="80" ns0:type="dxa"/>
+            </ns0:tcMar>
+            <ns0:vAlign ns0:val="center"/>
+          </ns0:tcPr>
+          <ns0:p>
+            <ns0:pPr>
+              <ns0:spacing ns0:before="0" ns0:after="0" ns0:line="240" ns0:lineRule="auto"/>
+              <ns0:jc ns0:val="center"/>
+            </ns0:pPr>
+            <ns0:r>
+              <ns0:rPr>
+                <ns0:rFonts ns0:ascii="宋体" ns0:hAnsi="宋体" ns0:eastAsia="宋体"/>
+                <ns0:b ns0:val="0"/>
+                <ns0:sz ns0:val="18"/>
+              </ns0:rPr>
+              <ns0:t>V0.2</ns0:t>
+            </ns0:r>
+          </ns0:p>
+        </ns0:tc>
+        <ns0:tc>
+          <ns0:tcPr>
+            <ns0:tcW ns0:type="dxa" ns0:w="1247"/>
+            <ns0:tcMar>
+              <ns0:top ns0:w="80" ns0:type="dxa"/>
+              <ns0:start ns0:w="80" ns0:type="dxa"/>
+              <ns0:bottom ns0:w="80" ns0:type="dxa"/>
+              <ns0:end ns0:w="80" ns0:type="dxa"/>
+            </ns0:tcMar>
+            <ns0:vAlign ns0:val="center"/>
+          </ns0:tcPr>
+          <ns0:p>
+            <ns0:pPr>
+              <ns0:spacing ns0:before="0" ns0:after="0" ns0:line="240" ns0:lineRule="auto"/>
+              <ns0:jc ns0:val="center"/>
+            </ns0:pPr>
+            <ns0:r>
+              <ns0:rPr>
+                <ns0:rFonts ns0:ascii="宋体" ns0:hAnsi="宋体" ns0:eastAsia="宋体"/>
+                <ns0:b ns0:val="0"/>
+                <ns0:sz ns0:val="18"/>
+              </ns0:rPr>
+              <ns0:t>2026-09-12</ns0:t>
+            </ns0:r>
+          </ns0:p>
+        </ns0:tc>
+        <ns0:tc>
+          <ns0:tcPr>
+            <ns0:tcW ns0:type="dxa" ns0:w="1417"/>
+            <ns0:tcMar>
+              <ns0:top ns0:w="80" ns0:type="dxa"/>
+              <ns0:start ns0:w="80" ns0:type="dxa"/>
+              <ns0:bottom ns0:w="80" ns0:type="dxa"/>
+              <ns0:end ns0:w="80" ns0:type="dxa"/>
+            </ns0:tcMar>
+            <ns0:vAlign ns0:val="center"/>
+          </ns0:tcPr>
+          <ns0:p>
+            <ns0:pPr>
+              <ns0:spacing ns0:before="0" ns0:after="0" ns0:line="240" ns0:lineRule="auto"/>
+              <ns0:jc ns0:val="center"/>
+            </ns0:pPr>
+            <ns0:r>
+              <ns0:rPr>
+                <ns0:rFonts ns0:ascii="宋体" ns0:hAnsi="宋体" ns0:eastAsia="宋体"/>
+                <ns0:b ns0:val="0"/>
+                <ns0:sz ns0:val="18"/>
+              </ns0:rPr>
+              <ns0:t>第2—5章</ns0:t>
+            </ns0:r>
+          </ns0:p>
+        </ns0:tc>
+        <ns0:tc>
+          <ns0:tcPr>
+            <ns0:tcW ns0:type="dxa" ns0:w="4535"/>
+            <ns0:tcMar>
+              <ns0:top ns0:w="80" ns0:type="dxa"/>
+              <ns0:start ns0:w="80" ns0:type="dxa"/>
+              <ns0:bottom ns0:w="80" ns0:type="dxa"/>
+              <ns0:end ns0:w="80" ns0:type="dxa"/>
+            </ns0:tcMar>
+            <ns0:vAlign ns0:val="center"/>
+          </ns0:tcPr>
+          <ns0:p>
+            <ns0:pPr>
+              <ns0:spacing ns0:before="0" ns0:after="0" ns0:line="240" ns0:lineRule="auto"/>
+              <ns0:jc ns0:val="left"/>
+            </ns0:pPr>
+            <ns0:r>
+              <ns0:rPr>
+                <ns0:rFonts ns0:ascii="宋体" ns0:hAnsi="宋体" ns0:eastAsia="宋体"/>
+                <ns0:b ns0:val="0"/>
+                <ns0:sz ns0:val="18"/>
+              </ns0:rPr>
+              <ns0:t>按需求复核修正 MVP 范围、边界、指标与变更控制口径。</ns0:t>
+            </ns0:r>
+          </ns0:p>
+        </ns0:tc>
+        <ns0:tc>
+          <ns0:tcPr>
+            <ns0:tcW ns0:type="dxa" ns0:w="1531"/>
+            <ns0:tcMar>
+              <ns0:top ns0:w="80" ns0:type="dxa"/>
+              <ns0:start ns0:w="80" ns0:type="dxa"/>
+              <ns0:bottom ns0:w="80" ns0:type="dxa"/>
+              <ns0:end ns0:w="80" ns0:type="dxa"/>
+            </ns0:tcMar>
+            <ns0:vAlign ns0:val="center"/>
+          </ns0:tcPr>
+          <ns0:p>
+            <ns0:pPr>
+              <ns0:spacing ns0:before="0" ns0:after="0" ns0:line="240" ns0:lineRule="auto"/>
+              <ns0:jc ns0:val="center"/>
+            </ns0:pPr>
+            <ns0:r>
+              <ns0:rPr>
+                <ns0:rFonts ns0:ascii="宋体" ns0:hAnsi="宋体" ns0:eastAsia="宋体"/>
+                <ns0:b ns0:val="0"/>
+                <ns0:sz ns0:val="18"/>
+              </ns0:rPr>
+              <ns0:t>何思源</ns0:t>
+            </ns0:r>
+          </ns0:p>
+        </ns0:tc>
+      </ns0:tr>
+      <ns0:tr>
+        <ns0:trPr>
+          <ns0:trHeight ns0:hRule="atLeast" ns0:val="442"/>
+        </ns0:trPr>
+        <ns0:tc>
+          <ns0:tcPr>
+            <ns0:tcW ns0:type="dxa" ns0:w="964"/>
+            <ns0:tcMar>
+              <ns0:top ns0:w="80" ns0:type="dxa"/>
+              <ns0:start ns0:w="80" ns0:type="dxa"/>
+              <ns0:bottom ns0:w="80" ns0:type="dxa"/>
+              <ns0:end ns0:w="80" ns0:type="dxa"/>
+            </ns0:tcMar>
+            <ns0:vAlign ns0:val="center"/>
+          </ns0:tcPr>
+          <ns0:p>
+            <ns0:pPr>
+              <ns0:spacing ns0:before="0" ns0:after="0" ns0:line="240" ns0:lineRule="auto"/>
+              <ns0:jc ns0:val="center"/>
+            </ns0:pPr>
+            <ns0:r>
+              <ns0:rPr>
+                <ns0:rFonts ns0:ascii="宋体" ns0:hAnsi="宋体" ns0:eastAsia="宋体"/>
+                <ns0:b ns0:val="0"/>
+                <ns0:sz ns0:val="18"/>
+              </ns0:rPr>
+              <ns0:t>V1.0</ns0:t>
+            </ns0:r>
+          </ns0:p>
+        </ns0:tc>
+        <ns0:tc>
+          <ns0:tcPr>
+            <ns0:tcW ns0:type="dxa" ns0:w="1247"/>
+            <ns0:tcMar>
+              <ns0:top ns0:w="80" ns0:type="dxa"/>
+              <ns0:start ns0:w="80" ns0:type="dxa"/>
+              <ns0:bottom ns0:w="80" ns0:type="dxa"/>
+              <ns0:end ns0:w="80" ns0:type="dxa"/>
+            </ns0:tcMar>
+            <ns0:vAlign ns0:val="center"/>
+          </ns0:tcPr>
+          <ns0:p>
+            <ns0:pPr>
+              <ns0:spacing ns0:before="0" ns0:after="0" ns0:line="240" ns0:lineRule="auto"/>
+              <ns0:jc ns0:val="center"/>
+            </ns0:pPr>
+            <ns0:r>
+              <ns0:rPr>
+                <ns0:rFonts ns0:ascii="宋体" ns0:hAnsi="宋体" ns0:eastAsia="宋体"/>
+                <ns0:b ns0:val="0"/>
+                <ns0:sz ns0:val="18"/>
+              </ns0:rPr>
+              <ns0:t>2026-09-12</ns0:t>
+            </ns0:r>
+          </ns0:p>
+        </ns0:tc>
+        <ns0:tc>
+          <ns0:tcPr>
+            <ns0:tcW ns0:type="dxa" ns0:w="1417"/>
+            <ns0:tcMar>
+              <ns0:top ns0:w="80" ns0:type="dxa"/>
+              <ns0:start ns0:w="80" ns0:type="dxa"/>
+              <ns0:bottom ns0:w="80" ns0:type="dxa"/>
+              <ns0:end ns0:w="80" ns0:type="dxa"/>
+            </ns0:tcMar>
+            <ns0:vAlign ns0:val="center"/>
+          </ns0:tcPr>
+          <ns0:p>
+            <ns0:pPr>
+              <ns0:spacing ns0:before="0" ns0:after="0" ns0:line="240" ns0:lineRule="auto"/>
+              <ns0:jc ns0:val="center"/>
+            </ns0:pPr>
+            <ns0:r>
+              <ns0:rPr>
+                <ns0:rFonts ns0:ascii="宋体" ns0:hAnsi="宋体" ns0:eastAsia="宋体"/>
+                <ns0:b ns0:val="0"/>
+                <ns0:sz ns0:val="18"/>
+              </ns0:rPr>
+              <ns0:t>全文</ns0:t>
+            </ns0:r>
+          </ns0:p>
+        </ns0:tc>
+        <ns0:tc>
+          <ns0:tcPr>
+            <ns0:tcW ns0:type="dxa" ns0:w="4535"/>
+            <ns0:tcMar>
+              <ns0:top ns0:w="80" ns0:type="dxa"/>
+              <ns0:start ns0:w="80" ns0:type="dxa"/>
+              <ns0:bottom ns0:w="80" ns0:type="dxa"/>
+              <ns0:end ns0:w="80" ns0:type="dxa"/>
+            </ns0:tcMar>
+            <ns0:vAlign ns0:val="center"/>
+          </ns0:tcPr>
+          <ns0:p>
+            <ns0:pPr>
+              <ns0:spacing ns0:before="0" ns0:after="0" ns0:line="240" ns0:lineRule="auto"/>
+              <ns0:jc ns0:val="left"/>
+            </ns0:pPr>
+            <ns0:r>
+              <ns0:rPr>
+                <ns0:rFonts ns0:ascii="宋体" ns0:hAnsi="宋体" ns0:eastAsia="宋体"/>
+                <ns0:b ns0:val="0"/>
+                <ns0:sz ns0:val="18"/>
+              </ns0:rPr>
+              <ns0:t>通过技术与符合性复核并纳入第一关冻结成果。</ns0:t>
+            </ns0:r>
+          </ns0:p>
+        </ns0:tc>
+        <ns0:tc>
+          <ns0:tcPr>
+            <ns0:tcW ns0:type="dxa" ns0:w="1531"/>
+            <ns0:tcMar>
+              <ns0:top ns0:w="80" ns0:type="dxa"/>
+              <ns0:start ns0:w="80" ns0:type="dxa"/>
+              <ns0:bottom ns0:w="80" ns0:type="dxa"/>
+              <ns0:end ns0:w="80" ns0:type="dxa"/>
+            </ns0:tcMar>
+            <ns0:vAlign ns0:val="center"/>
+          </ns0:tcPr>
+          <ns0:p>
+            <ns0:pPr>
+              <ns0:spacing ns0:before="0" ns0:after="0" ns0:line="240" ns0:lineRule="auto"/>
+              <ns0:jc ns0:val="center"/>
+            </ns0:pPr>
+            <ns0:r>
+              <ns0:rPr>
+                <ns0:rFonts ns0:ascii="宋体" ns0:hAnsi="宋体" ns0:eastAsia="宋体"/>
+                <ns0:b ns0:val="0"/>
+                <ns0:sz ns0:val="18"/>
+              </ns0:rPr>
+              <ns0:t>何思源</ns0:t>
+            </ns0:r>
+          </ns0:p>
+        </ns0:tc>
+      </ns0:tr>
+      <ns0:tr>
+        <ns0:trPr>
+          <ns0:trHeight ns0:hRule="atLeast" ns0:val="442"/>
+        </ns0:trPr>
+        <ns0:tc>
+          <ns0:tcPr>
+            <ns0:tcW ns0:type="dxa" ns0:w="964"/>
+            <ns0:tcMar>
+              <ns0:top ns0:w="80" ns0:type="dxa"/>
+              <ns0:start ns0:w="80" ns0:type="dxa"/>
+              <ns0:bottom ns0:w="80" ns0:type="dxa"/>
+              <ns0:end ns0:w="80" ns0:type="dxa"/>
+            </ns0:tcMar>
+            <ns0:vAlign ns0:val="center"/>
+          </ns0:tcPr>
+          <ns0:p>
+            <ns0:pPr>
+              <ns0:spacing ns0:before="0" ns0:after="0" ns0:line="240" ns0:lineRule="auto"/>
+              <ns0:jc ns0:val="center"/>
+            </ns0:pPr>
+            <ns0:r>
+              <ns0:rPr>
+                <ns0:rFonts ns0:ascii="宋体" ns0:hAnsi="宋体" ns0:eastAsia="宋体"/>
+                <ns0:b ns0:val="0"/>
+                <ns0:sz ns0:val="18"/>
+              </ns0:rPr>
+              <ns0:t>V1.1</ns0:t>
+            </ns0:r>
+          </ns0:p>
+        </ns0:tc>
+        <ns0:tc>
+          <ns0:tcPr>
+            <ns0:tcW ns0:type="dxa" ns0:w="1247"/>
+            <ns0:tcMar>
+              <ns0:top ns0:w="80" ns0:type="dxa"/>
+              <ns0:start ns0:w="80" ns0:type="dxa"/>
+              <ns0:bottom ns0:w="80" ns0:type="dxa"/>
+              <ns0:end ns0:w="80" ns0:type="dxa"/>
+            </ns0:tcMar>
+            <ns0:vAlign ns0:val="center"/>
+          </ns0:tcPr>
+          <ns0:p>
+            <ns0:pPr>
+              <ns0:spacing ns0:before="0" ns0:after="0" ns0:line="240" ns0:lineRule="auto"/>
+              <ns0:jc ns0:val="center"/>
+            </ns0:pPr>
+            <ns0:r>
+              <ns0:rPr>
+                <ns0:rFonts ns0:ascii="宋体" ns0:hAnsi="宋体" ns0:eastAsia="宋体"/>
+                <ns0:b ns0:val="0"/>
+                <ns0:sz ns0:val="18"/>
+              </ns0:rPr>
+              <ns0:t>2026-09-13</ns0:t>
+            </ns0:r>
+          </ns0:p>
+        </ns0:tc>
+        <ns0:tc>
+          <ns0:tcPr>
+            <ns0:tcW ns0:type="dxa" ns0:w="1417"/>
+            <ns0:tcMar>
+              <ns0:top ns0:w="80" ns0:type="dxa"/>
+              <ns0:start ns0:w="80" ns0:type="dxa"/>
+              <ns0:bottom ns0:w="80" ns0:type="dxa"/>
+              <ns0:end ns0:w="80" ns0:type="dxa"/>
+            </ns0:tcMar>
+            <ns0:vAlign ns0:val="center"/>
+          </ns0:tcPr>
+          <ns0:p>
+            <ns0:pPr>
+              <ns0:spacing ns0:before="0" ns0:after="0" ns0:line="240" ns0:lineRule="auto"/>
+              <ns0:jc ns0:val="center"/>
+            </ns0:pPr>
+            <ns0:r>
+              <ns0:rPr>
+                <ns0:rFonts ns0:ascii="宋体" ns0:hAnsi="宋体" ns0:eastAsia="宋体"/>
+                <ns0:b ns0:val="0"/>
+                <ns0:sz ns0:val="18"/>
+              </ns0:rPr>
+              <ns0:t>封面及署名</ns0:t>
+            </ns0:r>
+          </ns0:p>
+        </ns0:tc>
+        <ns0:tc>
+          <ns0:tcPr>
+            <ns0:tcW ns0:type="dxa" ns0:w="4535"/>
+            <ns0:tcMar>
+              <ns0:top ns0:w="80" ns0:type="dxa"/>
+              <ns0:start ns0:w="80" ns0:type="dxa"/>
+              <ns0:bottom ns0:w="80" ns0:type="dxa"/>
+              <ns0:end ns0:w="80" ns0:type="dxa"/>
+            </ns0:tcMar>
+            <ns0:vAlign ns0:val="center"/>
+          </ns0:tcPr>
+          <ns0:p>
+            <ns0:pPr>
+              <ns0:spacing ns0:before="0" ns0:after="0" ns0:line="240" ns0:lineRule="auto"/>
+              <ns0:jc ns0:val="left"/>
+            </ns0:pPr>
+            <ns0:r>
+              <ns0:rPr>
+                <ns0:rFonts ns0:ascii="宋体" ns0:hAnsi="宋体" ns0:eastAsia="宋体"/>
+                <ns0:b ns0:val="0"/>
+                <ns0:sz ns0:val="18"/>
+              </ns0:rPr>
+              <ns0:t>完成正式交付物实名化和首轮格式规范化。</ns0:t>
+            </ns0:r>
+          </ns0:p>
+        </ns0:tc>
+        <ns0:tc>
+          <ns0:tcPr>
+            <ns0:tcW ns0:type="dxa" ns0:w="1531"/>
+            <ns0:tcMar>
+              <ns0:top ns0:w="80" ns0:type="dxa"/>
+              <ns0:start ns0:w="80" ns0:type="dxa"/>
+              <ns0:bottom ns0:w="80" ns0:type="dxa"/>
+              <ns0:end ns0:w="80" ns0:type="dxa"/>
+            </ns0:tcMar>
+            <ns0:vAlign ns0:val="center"/>
+          </ns0:tcPr>
+          <ns0:p>
+            <ns0:pPr>
+              <ns0:spacing ns0:before="0" ns0:after="0" ns0:line="240" ns0:lineRule="auto"/>
+              <ns0:jc ns0:val="center"/>
+            </ns0:pPr>
+            <ns0:r>
+              <ns0:rPr>
+                <ns0:rFonts ns0:ascii="宋体" ns0:hAnsi="宋体" ns0:eastAsia="宋体"/>
+                <ns0:b ns0:val="0"/>
+                <ns0:sz ns0:val="18"/>
+              </ns0:rPr>
+              <ns0:t>何思源</ns0:t>
+            </ns0:r>
+          </ns0:p>
+        </ns0:tc>
+      </ns0:tr>
+      <ns0:tr>
+        <ns0:trPr>
+          <ns0:trHeight ns0:hRule="atLeast" ns0:val="442"/>
+        </ns0:trPr>
+        <ns0:tc>
+          <ns0:tcPr>
+            <ns0:tcW ns0:type="dxa" ns0:w="964"/>
+            <ns0:tcMar>
+              <ns0:top ns0:w="80" ns0:type="dxa"/>
+              <ns0:start ns0:w="80" ns0:type="dxa"/>
+              <ns0:bottom ns0:w="80" ns0:type="dxa"/>
+              <ns0:end ns0:w="80" ns0:type="dxa"/>
+            </ns0:tcMar>
+            <ns0:vAlign ns0:val="center"/>
+          </ns0:tcPr>
+          <ns0:p>
+            <ns0:pPr>
+              <ns0:spacing ns0:before="0" ns0:after="0" ns0:line="240" ns0:lineRule="auto"/>
+              <ns0:jc ns0:val="center"/>
+            </ns0:pPr>
+            <ns0:r>
+              <ns0:rPr>
+                <ns0:rFonts ns0:ascii="宋体" ns0:hAnsi="宋体" ns0:eastAsia="宋体"/>
+                <ns0:b ns0:val="0"/>
+                <ns0:sz ns0:val="18"/>
+              </ns0:rPr>
+              <ns0:t>V1.2</ns0:t>
+            </ns0:r>
+          </ns0:p>
+        </ns0:tc>
+        <ns0:tc>
+          <ns0:tcPr>
+            <ns0:tcW ns0:type="dxa" ns0:w="1247"/>
+            <ns0:tcMar>
+              <ns0:top ns0:w="80" ns0:type="dxa"/>
+              <ns0:start ns0:w="80" ns0:type="dxa"/>
+              <ns0:bottom ns0:w="80" ns0:type="dxa"/>
+              <ns0:end ns0:w="80" ns0:type="dxa"/>
+            </ns0:tcMar>
+            <ns0:vAlign ns0:val="center"/>
+          </ns0:tcPr>
+          <ns0:p>
+            <ns0:pPr>
+              <ns0:spacing ns0:before="0" ns0:after="0" ns0:line="240" ns0:lineRule="auto"/>
+              <ns0:jc ns0:val="center"/>
+            </ns0:pPr>
+            <ns0:r>
+              <ns0:rPr>
+                <ns0:rFonts ns0:ascii="宋体" ns0:hAnsi="宋体" ns0:eastAsia="宋体"/>
+                <ns0:b ns0:val="0"/>
+                <ns0:sz ns0:val="18"/>
+              </ns0:rPr>
+              <ns0:t>2026-09-13</ns0:t>
+            </ns0:r>
+          </ns0:p>
+        </ns0:tc>
+        <ns0:tc>
+          <ns0:tcPr>
+            <ns0:tcW ns0:type="dxa" ns0:w="1417"/>
+            <ns0:tcMar>
+              <ns0:top ns0:w="80" ns0:type="dxa"/>
+              <ns0:start ns0:w="80" ns0:type="dxa"/>
+              <ns0:bottom ns0:w="80" ns0:type="dxa"/>
+              <ns0:end ns0:w="80" ns0:type="dxa"/>
+            </ns0:tcMar>
+            <ns0:vAlign ns0:val="center"/>
+          </ns0:tcPr>
+          <ns0:p>
+            <ns0:pPr>
+              <ns0:spacing ns0:before="0" ns0:after="0" ns0:line="240" ns0:lineRule="auto"/>
+              <ns0:jc ns0:val="center"/>
+            </ns0:pPr>
+            <ns0:r>
+              <ns0:rPr>
+                <ns0:rFonts ns0:ascii="宋体" ns0:hAnsi="宋体" ns0:eastAsia="宋体"/>
+                <ns0:b ns0:val="0"/>
+                <ns0:sz ns0:val="18"/>
+              </ns0:rPr>
+              <ns0:t>前置页、图 2-1、修订记录</ns0:t>
+            </ns0:r>
+          </ns0:p>
+        </ns0:tc>
+        <ns0:tc>
+          <ns0:tcPr>
+            <ns0:tcW ns0:type="dxa" ns0:w="4535"/>
+            <ns0:tcMar>
+              <ns0:top ns0:w="80" ns0:type="dxa"/>
+              <ns0:start ns0:w="80" ns0:type="dxa"/>
+              <ns0:bottom ns0:w="80" ns0:type="dxa"/>
+              <ns0:end ns0:w="80" ns0:type="dxa"/>
+            </ns0:tcMar>
+            <ns0:vAlign ns0:val="center"/>
+          </ns0:tcPr>
+          <ns0:p>
+            <ns0:pPr>
+              <ns0:spacing ns0:before="0" ns0:after="0" ns0:line="240" ns0:lineRule="auto"/>
+              <ns0:jc ns0:val="left"/>
+            </ns0:pPr>
+            <ns0:r>
+              <ns0:rPr>
+                <ns0:rFonts ns0:ascii="宋体" ns0:hAnsi="宋体" ns0:eastAsia="宋体"/>
+                <ns0:b ns0:val="0"/>
+                <ns0:sz ns0:val="18"/>
+              </ns0:rPr>
+              <ns0:t>按教学样例复核版式，分离修订记录与正文并补充可编辑 MVP 边界图。</ns0:t>
+            </ns0:r>
+          </ns0:p>
+        </ns0:tc>
+        <ns0:tc>
+          <ns0:tcPr>
+            <ns0:tcW ns0:type="dxa" ns0:w="1531"/>
+            <ns0:tcMar>
+              <ns0:top ns0:w="80" ns0:type="dxa"/>
+              <ns0:start ns0:w="80" ns0:type="dxa"/>
+              <ns0:bottom ns0:w="80" ns0:type="dxa"/>
+              <ns0:end ns0:w="80" ns0:type="dxa"/>
+            </ns0:tcMar>
+            <ns0:vAlign ns0:val="center"/>
+          </ns0:tcPr>
+          <ns0:p>
+            <ns0:pPr>
+              <ns0:spacing ns0:before="0" ns0:after="0" ns0:line="240" ns0:lineRule="auto"/>
+              <ns0:jc ns0:val="center"/>
+            </ns0:pPr>
+            <ns0:r>
+              <ns0:rPr>
+                <ns0:rFonts ns0:ascii="宋体" ns0:hAnsi="宋体" ns0:eastAsia="宋体"/>
+                <ns0:b ns0:val="0"/>
+                <ns0:sz ns0:val="18"/>
+              </ns0:rPr>
+              <ns0:t>何思源</ns0:t>
+            </ns0:r>
+          </ns0:p>
+        </ns0:tc>
+      </ns0:tr>
+    </ns0:tbl>
+    <ns0:p>
+      <ns0:pPr>
+        <ns0:spacing ns0:after="20"/>
+      </ns0:pPr>
+    </ns0:p>
+    <ns0:p>
+      <ns0:pPr>
+        <ns0:spacing ns0:after="180" ns0:line="293" ns0:lineRule="auto"/>
+      </ns0:pPr>
+      <ns0:r>
+        <ns0:rPr>
+          <ns0:rFonts ns0:ascii="宋体" ns0:hAnsi="宋体" ns0:eastAsia="宋体"/>
+          <ns0:b ns0:val="0"/>
+          <ns0:color ns0:val="1F1F1F"/>
+          <ns0:sz ns0:val="17"/>
+        </ns0:rPr>
+        <ns0:t>注：MVP仅定义优先形成可验证闭环的顺序，不删除《用户需求书》的任何功能或验收要求。</ns0:t>
+      </ns0:r>
+    </ns0:p>
+    <ns0:p>
+      <ns0:pPr>
+        <ns0:pStyle ns0:val="1"/>
+        <ns0:pageBreakBefore/>
+        <ns0:spacing ns0:before="160" ns0:after="100"/>
+      </ns0:pPr>
+      <ns0:r>
+        <ns0:rPr>
+          <ns0:rFonts ns0:ascii="黑体" ns0:hAnsi="黑体" ns0:eastAsia="黑体"/>
+          <ns0:color ns0:val="1F4E78"/>
+          <ns0:sz ns0:val="28"/>
+        </ns0:rPr>
+        <ns0:t>1 目的与依据</ns0:t>
+      </ns0:r>
+    </ns0:p>
+    <ns0:p>
+      <ns0:pPr>
+        <ns0:spacing ns0:after="80" ns0:line="293" ns0:lineRule="auto"/>
+      </ns0:pPr>
+      <ns0:r>
+        <ns0:rPr>
+          <ns0:rFonts ns0:ascii="宋体" ns0:hAnsi="宋体" ns0:eastAsia="宋体"/>
+          <ns0:b ns0:val="0"/>
+          <ns0:color ns0:val="1F1F1F"/>
+          <ns0:sz ns0:val="20"/>
+        </ns0:rPr>
+        <ns0:t>本确认书用于确认本项目 MVP 的优先顺序、全项目范围边界、验收基线和变更控制。MVP 不是需求裁剪：全项目 39 条 FR 均须建立测试用例并在本期实施、验收。课程模拟甲方/招标人澄清仅解释歧义，原始需求书的明确强制要求优先。</ns0:t>
+      </ns0:r>
+    </ns0:p>
+    <ns0:p>
+      <ns0:pPr>
+        <ns0:pStyle ns0:val="1"/>
+        <ns0:spacing ns0:before="160" ns0:after="100"/>
+      </ns0:pPr>
+      <ns0:r>
+        <ns0:rPr>
+          <ns0:rFonts ns0:ascii="黑体" ns0:hAnsi="黑体" ns0:eastAsia="黑体"/>
+          <ns0:color ns0:val="1F4E78"/>
+          <ns0:sz ns0:val="28"/>
+        </ns0:rPr>
+        <ns0:t>2 MVP 核心功能范围（5 项）</ns0:t>
+      </ns0:r>
+    </ns0:p>
+    <ns0:p>
+      <ns0:pPr>
+        <ns0:keepNext/>
+        <ns0:jc ns0:val="center"/>
+      </ns0:pPr>
+      <ns0:r>
+        <ns0:drawing>
+          <wp:inline xmlns:wp="http://schemas.openxmlformats.org/drawingml/2006/wordprocessingDrawing" xmlns:a="http://schemas.openxmlformats.org/drawingml/2006/main" xmlns:pic="http://schemas.openxmlformats.org/drawingml/2006/picture">
+            <wp:extent cx="5760000" cy="2160000"/>
+            <wp:docPr id="1" name="Picture 1"/>
+            <wp:cNvGraphicFramePr>
+              <a:graphicFrameLocks noChangeAspect="1"/>
+            </wp:cNvGraphicFramePr>
+            <a:graphic>
+              <a:graphicData uri="http://schemas.openxmlformats.org/drawingml/2006/picture">
+                <pic:pic>
+                  <pic:nvPicPr>
+                    <pic:cNvPr id="0" name="05-图2-1-MVP范围与边界一览.png"/>
+                    <pic:cNvPicPr/>
+                  </pic:nvPicPr>
+                  <pic:blipFill>
+                    <a:blip ns2:embed="rId11"/>
+                    <a:stretch>
+                      <a:fillRect/>
+                    </a:stretch>
+                  </pic:blipFill>
+                  <pic:spPr>
+                    <a:xfrm>
+                      <a:off x="0" y="0"/>
+                      <a:ext cx="5760000" cy="2160000"/>
+                    </a:xfrm>
+                    <a:prstGeom prst="rect"/>
+                  </pic:spPr>
+                </pic:pic>
+              </a:graphicData>
+            </a:graphic>
+          </wp:inline>
+        </ns0:drawing>
+      </ns0:r>
+    </ns0:p>
+    <ns0:p>
+      <ns0:pPr>
+        <ns0:spacing ns0:after="60" ns0:line="293" ns0:lineRule="auto"/>
+        <ns0:jc ns0:val="center"/>
+      </ns0:pPr>
+      <ns0:r>
+        <ns0:rPr>
+          <ns0:rFonts ns0:ascii="宋体" ns0:hAnsi="宋体" ns0:eastAsia="宋体"/>
+          <ns0:b/>
+          <ns0:color ns0:val="1F1F1F"/>
+          <ns0:sz ns0:val="18"/>
+        </ns0:rPr>
+        <ns0:t>图 2-1  MVP范围与边界一览</ns0:t>
+      </ns0:r>
+    </ns0:p>
+    <ns0:p>
+      <ns0:pPr>
+        <ns0:spacing ns0:after="20"/>
+      </ns0:pPr>
+    </ns0:p>
+    <ns0:p>
+      <ns0:pPr>
+        <ns0:spacing ns0:after="100" ns0:line="293" ns0:lineRule="auto"/>
+      </ns0:pPr>
+      <ns0:r>
+        <ns0:rPr>
+          <ns0:rFonts ns0:ascii="宋体" ns0:hAnsi="宋体" ns0:eastAsia="宋体"/>
+          <ns0:b ns0:val="0"/>
+          <ns0:color ns0:val="1F1F1F"/>
+          <ns0:sz ns0:val="16"/>
+        </ns0:rPr>
+        <ns0:t>说明：五项MVP定义优先闭环；非MVP功能仍按本期项目计划实施与验收。</ns0:t>
+      </ns0:r>
+    </ns0:p>
+    <ns0:p>
+      <ns0:pPr>
+        <ns0:spacing ns0:after="80" ns0:line="293" ns0:lineRule="auto"/>
+      </ns0:pPr>
+      <ns0:r>
+        <ns0:rPr>
+          <ns0:rFonts ns0:ascii="宋体" ns0:hAnsi="宋体" ns0:eastAsia="宋体"/>
+          <ns0:b ns0:val="0"/>
+          <ns0:color ns0:val="1F1F1F"/>
+          <ns0:sz ns0:val="20"/>
+        </ns0:rPr>
+        <ns0:t>选择原则为★条款优先、主业务闭环必需、高风险能力前置验证。每项均建立需求—设计—测试—结果—记录的双向追踪。</ns0:t>
       </ns0:r>
     </ns0:p>
     <ns0:tbl>
@@ -243,552 +1346,6 @@
                 <ns0:rFonts ns0:ascii="宋体" ns0:hAnsi="宋体" ns0:eastAsia="宋体"/>
                 <ns0:b/>
                 <ns0:color ns0:val="1F1F1F"/>
-                <ns0:sz ns0:val="17"/>
-              </ns0:rPr>
-              <ns0:t>版本</ns0:t>
-            </ns0:r>
-          </ns0:p>
-        </ns0:tc>
-        <ns0:tc>
-          <ns0:tcPr>
-            <ns0:tcW ns0:type="dxa" ns0:w="1871"/>
-            <ns0:vAlign ns0:val="center"/>
-            <ns0:shd ns0:fill="1F4E78"/>
-          </ns0:tcPr>
-          <ns0:p>
-            <ns0:pPr>
-              <ns0:spacing ns0:after="0" ns0:line="252" ns0:lineRule="auto"/>
-            </ns0:pPr>
-            <ns0:r>
-              <ns0:rPr>
-                <ns0:color ns0:val="FFFFFF"/>
-              </ns0:rPr>
-            </ns0:r>
-            <ns0:r>
-              <ns0:rPr>
-                <ns0:rFonts ns0:ascii="宋体" ns0:hAnsi="宋体" ns0:eastAsia="宋体"/>
-                <ns0:b/>
-                <ns0:color ns0:val="1F1F1F"/>
-                <ns0:sz ns0:val="17"/>
-              </ns0:rPr>
-              <ns0:t>日期</ns0:t>
-            </ns0:r>
-          </ns0:p>
-        </ns0:tc>
-        <ns0:tc>
-          <ns0:tcPr>
-            <ns0:tcW ns0:type="dxa" ns0:w="1871"/>
-            <ns0:vAlign ns0:val="center"/>
-            <ns0:shd ns0:fill="1F4E78"/>
-          </ns0:tcPr>
-          <ns0:p>
-            <ns0:pPr>
-              <ns0:spacing ns0:after="0" ns0:line="252" ns0:lineRule="auto"/>
-            </ns0:pPr>
-            <ns0:r>
-              <ns0:rPr>
-                <ns0:color ns0:val="FFFFFF"/>
-              </ns0:rPr>
-            </ns0:r>
-            <ns0:r>
-              <ns0:rPr>
-                <ns0:rFonts ns0:ascii="宋体" ns0:hAnsi="宋体" ns0:eastAsia="宋体"/>
-                <ns0:b/>
-                <ns0:color ns0:val="1F1F1F"/>
-                <ns0:sz ns0:val="17"/>
-              </ns0:rPr>
-              <ns0:t>修订章节</ns0:t>
-            </ns0:r>
-          </ns0:p>
-        </ns0:tc>
-        <ns0:tc>
-          <ns0:tcPr>
-            <ns0:tcW ns0:type="dxa" ns0:w="1871"/>
-            <ns0:vAlign ns0:val="center"/>
-            <ns0:shd ns0:fill="1F4E78"/>
-          </ns0:tcPr>
-          <ns0:p>
-            <ns0:pPr>
-              <ns0:spacing ns0:after="0" ns0:line="252" ns0:lineRule="auto"/>
-            </ns0:pPr>
-            <ns0:r>
-              <ns0:rPr>
-                <ns0:color ns0:val="FFFFFF"/>
-              </ns0:rPr>
-            </ns0:r>
-            <ns0:r>
-              <ns0:rPr>
-                <ns0:rFonts ns0:ascii="宋体" ns0:hAnsi="宋体" ns0:eastAsia="宋体"/>
-                <ns0:b/>
-                <ns0:color ns0:val="1F1F1F"/>
-                <ns0:sz ns0:val="17"/>
-              </ns0:rPr>
-              <ns0:t>修订说明</ns0:t>
-            </ns0:r>
-          </ns0:p>
-        </ns0:tc>
-        <ns0:tc>
-          <ns0:tcPr>
-            <ns0:tcW ns0:type="dxa" ns0:w="1871"/>
-            <ns0:vAlign ns0:val="center"/>
-            <ns0:shd ns0:fill="1F4E78"/>
-          </ns0:tcPr>
-          <ns0:p>
-            <ns0:pPr>
-              <ns0:spacing ns0:after="0" ns0:line="252" ns0:lineRule="auto"/>
-            </ns0:pPr>
-            <ns0:r>
-              <ns0:rPr>
-                <ns0:color ns0:val="FFFFFF"/>
-              </ns0:rPr>
-            </ns0:r>
-            <ns0:r>
-              <ns0:rPr>
-                <ns0:rFonts ns0:ascii="宋体" ns0:hAnsi="宋体" ns0:eastAsia="宋体"/>
-                <ns0:b/>
-                <ns0:color ns0:val="1F1F1F"/>
-                <ns0:sz ns0:val="17"/>
-              </ns0:rPr>
-              <ns0:t>编制/修订人</ns0:t>
-            </ns0:r>
-          </ns0:p>
-        </ns0:tc>
-      </ns0:tr>
-      <ns0:tr>
-        <ns0:tc>
-          <ns0:tcPr>
-            <ns0:tcW ns0:type="dxa" ns0:w="1871"/>
-            <ns0:vAlign ns0:val="center"/>
-          </ns0:tcPr>
-          <ns0:p>
-            <ns0:pPr>
-              <ns0:spacing ns0:after="0" ns0:line="252" ns0:lineRule="auto"/>
-            </ns0:pPr>
-            <ns0:r/>
-            <ns0:r>
-              <ns0:rPr>
-                <ns0:rFonts ns0:ascii="宋体" ns0:hAnsi="宋体" ns0:eastAsia="宋体"/>
-                <ns0:b ns0:val="0"/>
-                <ns0:color ns0:val="1F1F1F"/>
-                <ns0:sz ns0:val="17"/>
-              </ns0:rPr>
-              <ns0:t>V0.1</ns0:t>
-            </ns0:r>
-          </ns0:p>
-        </ns0:tc>
-        <ns0:tc>
-          <ns0:tcPr>
-            <ns0:tcW ns0:type="dxa" ns0:w="1871"/>
-            <ns0:vAlign ns0:val="center"/>
-          </ns0:tcPr>
-          <ns0:p>
-            <ns0:pPr>
-              <ns0:spacing ns0:after="0" ns0:line="252" ns0:lineRule="auto"/>
-            </ns0:pPr>
-            <ns0:r/>
-            <ns0:r>
-              <ns0:rPr>
-                <ns0:rFonts ns0:ascii="宋体" ns0:hAnsi="宋体" ns0:eastAsia="宋体"/>
-                <ns0:b ns0:val="0"/>
-                <ns0:color ns0:val="1F1F1F"/>
-                <ns0:sz ns0:val="17"/>
-              </ns0:rPr>
-              <ns0:t>【待人工确认】</ns0:t>
-            </ns0:r>
-          </ns0:p>
-        </ns0:tc>
-        <ns0:tc>
-          <ns0:tcPr>
-            <ns0:tcW ns0:type="dxa" ns0:w="1871"/>
-            <ns0:vAlign ns0:val="center"/>
-          </ns0:tcPr>
-          <ns0:p>
-            <ns0:pPr>
-              <ns0:spacing ns0:after="0" ns0:line="252" ns0:lineRule="auto"/>
-            </ns0:pPr>
-            <ns0:r/>
-            <ns0:r>
-              <ns0:rPr>
-                <ns0:rFonts ns0:ascii="宋体" ns0:hAnsi="宋体" ns0:eastAsia="宋体"/>
-                <ns0:b ns0:val="0"/>
-                <ns0:color ns0:val="1F1F1F"/>
-                <ns0:sz ns0:val="17"/>
-              </ns0:rPr>
-              <ns0:t>全部</ns0:t>
-            </ns0:r>
-          </ns0:p>
-        </ns0:tc>
-        <ns0:tc>
-          <ns0:tcPr>
-            <ns0:tcW ns0:type="dxa" ns0:w="1871"/>
-            <ns0:vAlign ns0:val="center"/>
-          </ns0:tcPr>
-          <ns0:p>
-            <ns0:pPr>
-              <ns0:spacing ns0:after="0" ns0:line="252" ns0:lineRule="auto"/>
-            </ns0:pPr>
-            <ns0:r/>
-            <ns0:r>
-              <ns0:rPr>
-                <ns0:rFonts ns0:ascii="宋体" ns0:hAnsi="宋体" ns0:eastAsia="宋体"/>
-                <ns0:b ns0:val="0"/>
-                <ns0:color ns0:val="1F1F1F"/>
-                <ns0:sz ns0:val="17"/>
-              </ns0:rPr>
-              <ns0:t>课程模拟候选版：确认MVP优先顺序、全项目边界和验收基线，待复核。</ns0:t>
-            </ns0:r>
-          </ns0:p>
-        </ns0:tc>
-        <ns0:tc>
-          <ns0:tcPr>
-            <ns0:tcW ns0:type="dxa" ns0:w="1871"/>
-            <ns0:vAlign ns0:val="center"/>
-          </ns0:tcPr>
-          <ns0:p>
-            <ns0:pPr>
-              <ns0:spacing ns0:after="0" ns0:line="252" ns0:lineRule="auto"/>
-            </ns0:pPr>
-            <ns0:r/>
-            <ns0:r>
-              <ns0:rPr>
-                <ns0:rFonts ns0:ascii="宋体" ns0:hAnsi="宋体" ns0:eastAsia="宋体"/>
-                <ns0:b ns0:val="0"/>
-                <ns0:color ns0:val="1F1F1F"/>
-                <ns0:sz ns0:val="17"/>
-              </ns0:rPr>
-              <ns0:t>何思源（项目经理 PM / 总编）</ns0:t>
-            </ns0:r>
-          </ns0:p>
-        </ns0:tc>
-      </ns0:tr>
-    </ns0:tbl>
-    <ns0:p>
-      <ns0:pPr>
-        <ns0:spacing ns0:after="20"/>
-      </ns0:pPr>
-    </ns0:p>
-    <ns0:p>
-      <ns0:pPr>
-        <ns0:spacing ns0:after="180" ns0:line="293" ns0:lineRule="auto"/>
-      </ns0:pPr>
-      <ns0:r>
-        <ns0:rPr>
-          <ns0:rFonts ns0:ascii="宋体" ns0:hAnsi="宋体" ns0:eastAsia="宋体"/>
-          <ns0:b ns0:val="0"/>
-          <ns0:color ns0:val="1F1F1F"/>
-          <ns0:sz ns0:val="17"/>
-        </ns0:rPr>
-        <ns0:t>注：MVP仅定义优先形成可验证闭环的顺序，不删除《用户需求书》的任何功能或验收要求。</ns0:t>
-      </ns0:r>
-    </ns0:p>
-    <ns0:p>
-      <ns0:pPr>
-        <ns0:pStyle ns0:val="1"/>
-        <ns0:spacing ns0:before="160" ns0:after="100"/>
-      </ns0:pPr>
-      <ns0:r>
-        <ns0:rPr>
-          <ns0:rFonts ns0:ascii="黑体" ns0:hAnsi="黑体" ns0:eastAsia="黑体"/>
-          <ns0:color ns0:val="1F4E78"/>
-          <ns0:sz ns0:val="28"/>
-        </ns0:rPr>
-        <ns0:t>1 目的与依据</ns0:t>
-      </ns0:r>
-    </ns0:p>
-    <ns0:p>
-      <ns0:pPr>
-        <ns0:spacing ns0:after="80" ns0:line="293" ns0:lineRule="auto"/>
-      </ns0:pPr>
-      <ns0:r>
-        <ns0:rPr>
-          <ns0:rFonts ns0:ascii="宋体" ns0:hAnsi="宋体" ns0:eastAsia="宋体"/>
-          <ns0:b ns0:val="0"/>
-          <ns0:color ns0:val="1F1F1F"/>
-          <ns0:sz ns0:val="20"/>
-        </ns0:rPr>
-        <ns0:t>本确认书用于确认本项目 MVP 的优先顺序、全项目范围边界、验收基线和变更控制。MVP 不是需求裁剪：全项目 39 条 FR 均须建立测试用例并在本期实施、验收。课程模拟甲方/招标人澄清仅解释歧义，原始需求书的明确强制要求优先。</ns0:t>
-      </ns0:r>
-    </ns0:p>
-    <ns0:p>
-      <ns0:pPr>
-        <ns0:pStyle ns0:val="1"/>
-        <ns0:spacing ns0:before="160" ns0:after="100"/>
-      </ns0:pPr>
-      <ns0:r>
-        <ns0:rPr>
-          <ns0:rFonts ns0:ascii="黑体" ns0:hAnsi="黑体" ns0:eastAsia="黑体"/>
-          <ns0:color ns0:val="1F4E78"/>
-          <ns0:sz ns0:val="28"/>
-        </ns0:rPr>
-        <ns0:t>2 MVP 核心功能范围（5 项）</ns0:t>
-      </ns0:r>
-    </ns0:p>
-    <ns0:p>
-      <ns0:pPr>
-        <ns0:spacing ns0:after="60" ns0:line="293" ns0:lineRule="auto"/>
-        <ns0:jc ns0:val="center"/>
-      </ns0:pPr>
-      <ns0:r>
-        <ns0:rPr>
-          <ns0:rFonts ns0:ascii="宋体" ns0:hAnsi="宋体" ns0:eastAsia="宋体"/>
-          <ns0:b/>
-          <ns0:color ns0:val="1F1F1F"/>
-          <ns0:sz ns0:val="18"/>
-        </ns0:rPr>
-        <ns0:t>图 2-1  MVP范围与边界一览</ns0:t>
-      </ns0:r>
-    </ns0:p>
-    <ns0:tbl>
-      <ns0:tblPr>
-        <ns0:tblW ns0:type="auto" ns0:w="0"/>
-        <ns0:jc ns0:val="center"/>
-        <ns0:tblLayout ns0:type="fixed"/>
-        <ns0:tblLook ns0:firstColumn="1" ns0:firstRow="1" ns0:lastColumn="0" ns0:lastRow="0" ns0:noHBand="0" ns0:noVBand="1" ns0:val="04A0"/>
-        <ns0:tblBorders>
-          <ns0:top ns0:val="single" ns0:sz="4" ns0:color="A6A6A6"/>
-          <ns0:left ns0:val="single" ns0:sz="4" ns0:color="A6A6A6"/>
-          <ns0:bottom ns0:val="single" ns0:sz="4" ns0:color="A6A6A6"/>
-          <ns0:right ns0:val="single" ns0:sz="4" ns0:color="A6A6A6"/>
-          <ns0:insideH ns0:val="single" ns0:sz="4" ns0:color="A6A6A6"/>
-          <ns0:insideV ns0:val="single" ns0:sz="4" ns0:color="A6A6A6"/>
-        </ns0:tblBorders>
-      </ns0:tblPr>
-      <ns0:tblGrid>
-        <ns0:gridCol ns0:w="3118"/>
-        <ns0:gridCol ns0:w="3118"/>
-        <ns0:gridCol ns0:w="3118"/>
-      </ns0:tblGrid>
-      <ns0:tr>
-        <ns0:tc>
-          <ns0:tcPr>
-            <ns0:tcW ns0:type="dxa" ns0:w="3118"/>
-            <ns0:vAlign ns0:val="center"/>
-            <ns0:shd ns0:fill="1F4E78"/>
-          </ns0:tcPr>
-          <ns0:p>
-            <ns0:pPr>
-              <ns0:spacing ns0:after="0" ns0:line="252" ns0:lineRule="auto"/>
-            </ns0:pPr>
-            <ns0:r>
-              <ns0:rPr>
-                <ns0:color ns0:val="FFFFFF"/>
-              </ns0:rPr>
-            </ns0:r>
-            <ns0:r>
-              <ns0:rPr>
-                <ns0:rFonts ns0:ascii="宋体" ns0:hAnsi="宋体" ns0:eastAsia="宋体"/>
-                <ns0:b/>
-                <ns0:color ns0:val="1F1F1F"/>
-                <ns0:sz ns0:val="17"/>
-              </ns0:rPr>
-              <ns0:t>优先形成可验证闭环</ns0:t>
-            </ns0:r>
-          </ns0:p>
-        </ns0:tc>
-        <ns0:tc>
-          <ns0:tcPr>
-            <ns0:tcW ns0:type="dxa" ns0:w="3118"/>
-            <ns0:vAlign ns0:val="center"/>
-            <ns0:shd ns0:fill="1F4E78"/>
-          </ns0:tcPr>
-          <ns0:p>
-            <ns0:pPr>
-              <ns0:spacing ns0:after="0" ns0:line="252" ns0:lineRule="auto"/>
-            </ns0:pPr>
-            <ns0:r>
-              <ns0:rPr>
-                <ns0:color ns0:val="FFFFFF"/>
-              </ns0:rPr>
-            </ns0:r>
-            <ns0:r>
-              <ns0:rPr>
-                <ns0:rFonts ns0:ascii="宋体" ns0:hAnsi="宋体" ns0:eastAsia="宋体"/>
-                <ns0:b/>
-                <ns0:color ns0:val="1F1F1F"/>
-                <ns0:sz ns0:val="17"/>
-              </ns0:rPr>
-              <ns0:t>接口与质量前置验证</ns0:t>
-            </ns0:r>
-          </ns0:p>
-        </ns0:tc>
-        <ns0:tc>
-          <ns0:tcPr>
-            <ns0:tcW ns0:type="dxa" ns0:w="3118"/>
-            <ns0:vAlign ns0:val="center"/>
-            <ns0:shd ns0:fill="1F4E78"/>
-          </ns0:tcPr>
-          <ns0:p>
-            <ns0:pPr>
-              <ns0:spacing ns0:after="0" ns0:line="252" ns0:lineRule="auto"/>
-            </ns0:pPr>
-            <ns0:r>
-              <ns0:rPr>
-                <ns0:color ns0:val="FFFFFF"/>
-              </ns0:rPr>
-            </ns0:r>
-            <ns0:r>
-              <ns0:rPr>
-                <ns0:rFonts ns0:ascii="宋体" ns0:hAnsi="宋体" ns0:eastAsia="宋体"/>
-                <ns0:b/>
-                <ns0:color ns0:val="1F1F1F"/>
-                <ns0:sz ns0:val="17"/>
-              </ns0:rPr>
-              <ns0:t>非MVP但仍属本期</ns0:t>
-            </ns0:r>
-          </ns0:p>
-        </ns0:tc>
-      </ns0:tr>
-      <ns0:tr>
-        <ns0:tc>
-          <ns0:tcPr>
-            <ns0:tcW ns0:type="dxa" ns0:w="3118"/>
-            <ns0:vAlign ns0:val="center"/>
-            <ns0:shd ns0:fill="EAF2F8"/>
-          </ns0:tcPr>
-          <ns0:p>
-            <ns0:pPr>
-              <ns0:spacing ns0:after="0" ns0:line="252" ns0:lineRule="auto"/>
-            </ns0:pPr>
-            <ns0:r/>
-            <ns0:r>
-              <ns0:rPr>
-                <ns0:rFonts ns0:ascii="宋体" ns0:hAnsi="宋体" ns0:eastAsia="宋体"/>
-                <ns0:b ns0:val="0"/>
-                <ns0:color ns0:val="1F1F1F"/>
-                <ns0:sz ns0:val="17"/>
-              </ns0:rPr>
-              <ns0:t>预案与事件处置</ns0:t>
-              <ns0:br/>
-              <ns0:t>指挥态势与现场执行</ns0:t>
-            </ns0:r>
-          </ns0:p>
-        </ns0:tc>
-        <ns0:tc>
-          <ns0:tcPr>
-            <ns0:tcW ns0:type="dxa" ns0:w="3118"/>
-            <ns0:vAlign ns0:val="center"/>
-            <ns0:shd ns0:fill="EAF2F8"/>
-          </ns0:tcPr>
-          <ns0:p>
-            <ns0:pPr>
-              <ns0:spacing ns0:after="0" ns0:line="252" ns0:lineRule="auto"/>
-            </ns0:pPr>
-            <ns0:r/>
-            <ns0:r>
-              <ns0:rPr>
-                <ns0:rFonts ns0:ascii="宋体" ns0:hAnsi="宋体" ns0:eastAsia="宋体"/>
-                <ns0:b ns0:val="0"/>
-                <ns0:color ns0:val="1F1F1F"/>
-                <ns0:sz ns0:val="17"/>
-              </ns0:rPr>
-              <ns0:t>视频、定位、消息、物联、中台</ns0:t>
-              <ns0:br/>
-              <ns0:t>性能、安全、部署</ns0:t>
-            </ns0:r>
-          </ns0:p>
-        </ns0:tc>
-        <ns0:tc>
-          <ns0:tcPr>
-            <ns0:tcW ns0:type="dxa" ns0:w="3118"/>
-            <ns0:vAlign ns0:val="center"/>
-            <ns0:shd ns0:fill="EAF2F8"/>
-          </ns0:tcPr>
-          <ns0:p>
-            <ns0:pPr>
-              <ns0:spacing ns0:after="0" ns0:line="252" ns0:lineRule="auto"/>
-            </ns0:pPr>
-            <ns0:r/>
-            <ns0:r>
-              <ns0:rPr>
-                <ns0:rFonts ns0:ascii="宋体" ns0:hAnsi="宋体" ns0:eastAsia="宋体"/>
-                <ns0:b ns0:val="0"/>
-                <ns0:color ns0:val="1F1F1F"/>
-                <ns0:sz ns0:val="17"/>
-              </ns0:rPr>
-              <ns0:t>其余功能、数据初始化、文档培训</ns0:t>
-              <ns0:br/>
-              <ns0:t>全量39条FR与PE验收</ns0:t>
-            </ns0:r>
-          </ns0:p>
-        </ns0:tc>
-      </ns0:tr>
-    </ns0:tbl>
-    <ns0:p>
-      <ns0:pPr>
-        <ns0:spacing ns0:after="20"/>
-      </ns0:pPr>
-    </ns0:p>
-    <ns0:p>
-      <ns0:pPr>
-        <ns0:spacing ns0:after="100" ns0:line="293" ns0:lineRule="auto"/>
-      </ns0:pPr>
-      <ns0:r>
-        <ns0:rPr>
-          <ns0:rFonts ns0:ascii="宋体" ns0:hAnsi="宋体" ns0:eastAsia="宋体"/>
-          <ns0:b ns0:val="0"/>
-          <ns0:color ns0:val="1F1F1F"/>
-          <ns0:sz ns0:val="16"/>
-        </ns0:rPr>
-        <ns0:t>说明：五项MVP定义优先闭环；非MVP功能仍按本期项目计划实施与验收。</ns0:t>
-      </ns0:r>
-    </ns0:p>
-    <ns0:p>
-      <ns0:pPr>
-        <ns0:spacing ns0:after="80" ns0:line="293" ns0:lineRule="auto"/>
-      </ns0:pPr>
-      <ns0:r>
-        <ns0:rPr>
-          <ns0:rFonts ns0:ascii="宋体" ns0:hAnsi="宋体" ns0:eastAsia="宋体"/>
-          <ns0:b ns0:val="0"/>
-          <ns0:color ns0:val="1F1F1F"/>
-          <ns0:sz ns0:val="20"/>
-        </ns0:rPr>
-        <ns0:t>选择原则为★条款优先、主业务闭环必需、高风险能力前置验证。每项均建立需求—设计—测试—结果—记录的双向追踪。</ns0:t>
-      </ns0:r>
-    </ns0:p>
-    <ns0:tbl>
-      <ns0:tblPr>
-        <ns0:tblW ns0:type="auto" ns0:w="0"/>
-        <ns0:jc ns0:val="center"/>
-        <ns0:tblLayout ns0:type="fixed"/>
-        <ns0:tblLook ns0:firstColumn="1" ns0:firstRow="1" ns0:lastColumn="0" ns0:lastRow="0" ns0:noHBand="0" ns0:noVBand="1" ns0:val="04A0"/>
-        <ns0:tblBorders>
-          <ns0:top ns0:val="single" ns0:sz="4" ns0:color="A6A6A6"/>
-          <ns0:left ns0:val="single" ns0:sz="4" ns0:color="A6A6A6"/>
-          <ns0:bottom ns0:val="single" ns0:sz="4" ns0:color="A6A6A6"/>
-          <ns0:right ns0:val="single" ns0:sz="4" ns0:color="A6A6A6"/>
-          <ns0:insideH ns0:val="single" ns0:sz="4" ns0:color="A6A6A6"/>
-          <ns0:insideV ns0:val="single" ns0:sz="4" ns0:color="A6A6A6"/>
-        </ns0:tblBorders>
-      </ns0:tblPr>
-      <ns0:tblGrid>
-        <ns0:gridCol ns0:w="1871"/>
-        <ns0:gridCol ns0:w="1871"/>
-        <ns0:gridCol ns0:w="1871"/>
-        <ns0:gridCol ns0:w="1871"/>
-        <ns0:gridCol ns0:w="1871"/>
-      </ns0:tblGrid>
-      <ns0:tr>
-        <ns0:tc>
-          <ns0:tcPr>
-            <ns0:tcW ns0:type="dxa" ns0:w="1871"/>
-            <ns0:vAlign ns0:val="center"/>
-            <ns0:shd ns0:fill="1F4E78"/>
-          </ns0:tcPr>
-          <ns0:p>
-            <ns0:pPr>
-              <ns0:spacing ns0:after="0" ns0:line="252" ns0:lineRule="auto"/>
-            </ns0:pPr>
-            <ns0:r>
-              <ns0:rPr>
-                <ns0:color ns0:val="FFFFFF"/>
-              </ns0:rPr>
-            </ns0:r>
-            <ns0:r>
-              <ns0:rPr>
-                <ns0:rFonts ns0:ascii="宋体" ns0:hAnsi="宋体" ns0:eastAsia="宋体"/>
-                <ns0:b/>
-                <ns0:color ns0:val="1F1F1F"/>
                 <ns0:sz ns0:val="14"/>
               </ns0:rPr>
               <ns0:t>序号</ns0:t>
@@ -2238,7 +2795,7 @@
     <ns0:sectPr ns0:rsidR="001D1099">
       <ns0:footerReference ns0:type="default" ns2:id="rId8"/>
       <ns0:pgSz ns0:w="11906" ns0:h="16838"/>
-      <ns0:pgMar ns0:top="1276" ns0:right="1276" ns0:bottom="1191" ns0:left="1276" ns0:header="708" ns0:footer="708" ns0:gutter="0"/>
+      <ns0:pgMar ns0:top="1440" ns0:right="1440" ns0:bottom="1440" ns0:left="1440" ns0:header="708" ns0:footer="708" ns0:gutter="0"/>
       <ns0:cols ns0:space="720"/>
       <ns0:docGrid ns0:linePitch="360"/>
     </ns0:sectPr>
@@ -2833,14 +3390,14 @@
     <ns0:name ns0:val="heading 1"/>
     <ns0:uiPriority ns0:val="9"/>
     <ns0:qFormat/>
-    <ns0:pPr>
-      <ns0:outlineLvl ns0:val="0"/>
-    </ns0:pPr>
     <ns0:rPr>
       <ns0:color ns0:val="000000"/>
       <ns0:sz ns0:val="32"/>
       <ns0:szCs ns0:val="32"/>
     </ns0:rPr>
+    <ns0:pPr>
+      <ns0:outlineLvl ns0:val="0"/>
+    </ns0:pPr>
   </ns0:style>
   <ns0:style ns0:type="paragraph" ns0:styleId="2">
     <ns0:name ns0:val="heading 2"/>
@@ -2848,14 +3405,14 @@
     <ns0:semiHidden/>
     <ns0:unhideWhenUsed/>
     <ns0:qFormat/>
-    <ns0:pPr>
-      <ns0:outlineLvl ns0:val="1"/>
-    </ns0:pPr>
     <ns0:rPr>
       <ns0:color ns0:val="000000"/>
       <ns0:sz ns0:val="26"/>
       <ns0:szCs ns0:val="26"/>
     </ns0:rPr>
+    <ns0:pPr>
+      <ns0:outlineLvl ns0:val="1"/>
+    </ns0:pPr>
   </ns0:style>
   <ns0:style ns0:type="paragraph" ns0:styleId="3">
     <ns0:name ns0:val="heading 3"/>
@@ -2863,14 +3420,14 @@
     <ns0:semiHidden/>
     <ns0:unhideWhenUsed/>
     <ns0:qFormat/>
-    <ns0:pPr>
-      <ns0:outlineLvl ns0:val="2"/>
-    </ns0:pPr>
     <ns0:rPr>
       <ns0:color ns0:val="000000"/>
       <ns0:sz ns0:val="24"/>
       <ns0:szCs ns0:val="24"/>
     </ns0:rPr>
+    <ns0:pPr>
+      <ns0:outlineLvl ns0:val="2"/>
+    </ns0:pPr>
   </ns0:style>
   <ns0:style ns0:type="paragraph" ns0:styleId="4">
     <ns0:name ns0:val="heading 4"/>

--- a/docs/deliverables/05-需求确认书.docx
+++ b/docs/deliverables/05-需求确认书.docx
@@ -2,180 +2,306 @@
 <file path=word/document.xml><?xml version="1.0" encoding="utf-8"?>
 <ns0:document xmlns:ns0="http://schemas.openxmlformats.org/wordprocessingml/2006/main" xmlns:ns1="http://schemas.openxmlformats.org/markup-compatibility/2006" xmlns:ns2="http://schemas.openxmlformats.org/officeDocument/2006/relationships" ns1:Ignorable="w14 w15 w16se w16cid w16 w16cex w16sdtdh wp14">
   <ns0:body>
-    <ns0:p>
-      <ns0:pPr>
-        <ns0:spacing ns0:after="40" ns0:line="293" ns0:lineRule="auto"/>
-      </ns0:pPr>
-      <ns0:r>
+    <ns0:p xmlns:w14="http://schemas.microsoft.com/office/word/2010/wordml" ns0:rsidR="0029404A" ns0:rsidRDefault="001D1099">
+      <ns0:pPr>
+        <ns0:spacing ns0:after="80"/>
+        <ns0:jc ns0:val="right"/>
+      </ns0:pPr>
+      <ns0:r>
+        <ns0:rPr>
+          <ns0:rFonts ns0:eastAsia="宋体"/>
+          <ns0:color ns0:val="000000"/>
+          <ns0:sz ns0:val="24"/>
+        </ns0:rPr>
         <ns0:t>文档编号：【待人工确认】    版本号：V1.2</ns0:t>
       </ns0:r>
-    </ns0:p>
-    <ns0:p>
-      <ns0:pPr>
-        <ns0:spacing ns0:after="720" ns0:line="293" ns0:lineRule="auto"/>
-      </ns0:pPr>
-      <ns0:r>
-        <ns0:rPr>
-          <ns0:rFonts ns0:ascii="宋体" ns0:hAnsi="宋体" ns0:eastAsia="宋体"/>
-          <ns0:b ns0:val="0"/>
-          <ns0:color ns0:val="1F1F1F"/>
-          <ns0:sz ns0:val="19"/>
+      <ns0:r>
+        <ns0:rPr>
+          <ns0:rFonts ns0:eastAsia="宋体"/>
+          <ns0:color ns0:val="000000"/>
+          <ns0:sz ns0:val="24"/>
+        </ns0:rPr>
+        <ns0:t/>
+      </ns0:r>
+      <ns0:r>
+        <ns0:rPr>
+          <ns0:rFonts ns0:eastAsia="宋体"/>
+          <ns0:color ns0:val="000000"/>
+          <ns0:sz ns0:val="24"/>
+        </ns0:rPr>
+        <ns0:t xml:space="preserve"/>
+      </ns0:r>
+      <ns0:r>
+        <ns0:rPr>
+          <ns0:rFonts ns0:eastAsia="宋体"/>
+          <ns0:color ns0:val="000000"/>
+          <ns0:sz ns0:val="24"/>
+        </ns0:rPr>
+        <ns0:t/>
+      </ns0:r>
+    </ns0:p>
+    <ns0:p xmlns:w14="http://schemas.microsoft.com/office/word/2010/wordml" ns0:rsidR="0029404A" ns0:rsidRDefault="001D1099">
+      <ns0:pPr>
+        <ns0:spacing ns0:before="1200" ns0:after="360"/>
+        <ns0:jc ns0:val="right"/>
+      </ns0:pPr>
+      <ns0:r>
+        <ns0:rPr>
+          <ns0:rFonts ns0:eastAsia="宋体"/>
+          <ns0:color ns0:val="000000"/>
+          <ns0:sz ns0:val="24"/>
         </ns0:rPr>
         <ns0:t>密    级：课程模拟使用</ns0:t>
       </ns0:r>
-    </ns0:p>
-    <ns0:p>
-      <ns0:pPr>
-        <ns0:spacing ns0:after="120" ns0:line="293" ns0:lineRule="auto"/>
+      <ns0:r>
+        <ns0:rPr>
+          <ns0:rFonts ns0:eastAsia="宋体"/>
+          <ns0:color ns0:val="000000"/>
+          <ns0:sz ns0:val="24"/>
+        </ns0:rPr>
+        <ns0:t xml:space="preserve"/>
+      </ns0:r>
+      <ns0:r>
+        <ns0:rPr>
+          <ns0:rFonts ns0:eastAsia="宋体"/>
+          <ns0:color ns0:val="000000"/>
+          <ns0:sz ns0:val="24"/>
+        </ns0:rPr>
+        <ns0:t/>
+      </ns0:r>
+    </ns0:p>
+    <ns0:p xmlns:w14="http://schemas.microsoft.com/office/word/2010/wordml" ns0:rsidR="0029404A" ns0:rsidRDefault="0029404A">
+      <ns0:pPr>
+        <ns0:spacing ns0:before="2000" ns0:after="480"/>
         <ns0:jc ns0:val="center"/>
       </ns0:pPr>
-      <ns0:r>
-        <ns0:rPr>
-          <ns0:rFonts ns0:ascii="宋体" ns0:hAnsi="宋体" ns0:eastAsia="宋体"/>
+    </ns0:p>
+    <ns0:p xmlns:w14="http://schemas.microsoft.com/office/word/2010/wordml" ns0:rsidR="0029404A" ns0:rsidRDefault="001D1099">
+      <ns0:pPr>
+        <ns0:pBdr>
+          <ns0:bottom ns0:val="single" ns0:sz="12" ns0:space="8" ns0:color="000000"/>
+        </ns0:pBdr>
+        <ns0:spacing ns0:before="240" ns0:after="360"/>
+        <ns0:jc ns0:val="center"/>
+      </ns0:pPr>
+      <ns0:r>
+        <ns0:rPr>
+          <ns0:rFonts ns0:eastAsia="黑体"/>
           <ns0:b/>
-          <ns0:color ns0:val="1F1F1F"/>
-          <ns0:sz ns0:val="36"/>
-        </ns0:rPr>
-        <ns0:t>某自然博物馆智能运营中心建设项目</ns0:t>
-      </ns0:r>
-    </ns0:p>
-    <ns0:p>
-      <ns0:pPr>
-        <ns0:spacing ns0:after="520" ns0:line="293" ns0:lineRule="auto"/>
+          <ns0:color ns0:val="000000"/>
+          <ns0:sz ns0:val="44"/>
+        </ns0:rPr>
+        <ns0:t>某自然博物馆智能运营中心建设项目
+——应急管理子系统</ns0:t>
+      </ns0:r>
+      <ns0:r>
+        <ns0:rPr>
+          <ns0:rFonts ns0:eastAsia="黑体"/>
+          <ns0:b/>
+          <ns0:color ns0:val="000000"/>
+          <ns0:sz ns0:val="44"/>
+        </ns0:rPr>
+        <ns0:t/>
+      </ns0:r>
+      <ns0:r>
+        <ns0:rPr>
+          <ns0:rFonts ns0:eastAsia="黑体"/>
+          <ns0:b/>
+          <ns0:color ns0:val="000000"/>
+          <ns0:sz ns0:val="44"/>
+        </ns0:rPr>
+        <ns0:t/>
+      </ns0:r>
+      <ns0:r>
+        <ns0:rPr>
+          <ns0:rFonts ns0:eastAsia="黑体"/>
+          <ns0:b/>
+          <ns0:color ns0:val="000000"/>
+          <ns0:sz ns0:val="44"/>
+        </ns0:rPr>
+        <ns0:t/>
+      </ns0:r>
+    </ns0:p>
+    <ns0:p xmlns:w14="http://schemas.microsoft.com/office/word/2010/wordml" ns0:rsidR="0029404A" ns0:rsidRDefault="001D1099">
+      <ns0:pPr>
+        <ns0:spacing ns0:before="520" ns0:after="200"/>
         <ns0:jc ns0:val="center"/>
       </ns0:pPr>
       <ns0:r>
         <ns0:rPr>
-          <ns0:rFonts ns0:ascii="宋体" ns0:hAnsi="宋体" ns0:eastAsia="宋体"/>
+          <ns0:rFonts ns0:eastAsia="黑体"/>
           <ns0:b/>
-          <ns0:color ns0:val="1F1F1F"/>
-          <ns0:sz ns0:val="36"/>
-        </ns0:rPr>
-        <ns0:t>——应急管理子系统</ns0:t>
-      </ns0:r>
-    </ns0:p>
-    <ns0:p>
-      <ns0:pPr>
-        <ns0:spacing ns0:after="100" ns0:line="293" ns0:lineRule="auto"/>
+          <ns0:color ns0:val="000000"/>
+          <ns0:sz ns0:val="56"/>
+        </ns0:rPr>
+        <ns0:t>需求确认书</ns0:t>
+      </ns0:r>
+    </ns0:p>
+    <ns0:p xmlns:w14="http://schemas.microsoft.com/office/word/2010/wordml" ns0:rsidR="0029404A" ns0:rsidRDefault="001D1099">
+      <ns0:pPr>
+        <ns0:spacing ns0:after="80"/>
         <ns0:jc ns0:val="center"/>
       </ns0:pPr>
       <ns0:r>
         <ns0:rPr>
-          <ns0:rFonts ns0:ascii="宋体" ns0:hAnsi="宋体" ns0:eastAsia="宋体"/>
-          <ns0:b/>
-          <ns0:color ns0:val="1F1F1F"/>
-          <ns0:sz ns0:val="52"/>
-        </ns0:rPr>
-        <ns0:t>需求确认书</ns0:t>
-      </ns0:r>
-    </ns0:p>
-    <ns0:p>
-      <ns0:pPr>
-        <ns0:spacing ns0:after="760" ns0:line="293" ns0:lineRule="auto"/>
+          <ns0:rFonts ns0:eastAsia="楷体"/>
+          <ns0:color ns0:val="000000"/>
+          <ns0:sz ns0:val="28"/>
+        </ns0:rPr>
+        <ns0:t>（课程模拟候选版）</ns0:t>
+      </ns0:r>
+    </ns0:p>
+    <ns0:p xmlns:w14="http://schemas.microsoft.com/office/word/2010/wordml" ns0:rsidR="0029404A" ns0:rsidRDefault="0029404A">
+      <ns0:pPr>
+        <ns0:spacing ns0:before="1600" ns0:after="80"/>
         <ns0:jc ns0:val="center"/>
       </ns0:pPr>
-      <ns0:r>
-        <ns0:rPr>
-          <ns0:rFonts ns0:ascii="宋体" ns0:hAnsi="宋体" ns0:eastAsia="宋体"/>
-          <ns0:b ns0:val="0"/>
-          <ns0:color ns0:val="1F1F1F"/>
-          <ns0:sz ns0:val="26"/>
-        </ns0:rPr>
-        <ns0:t>（课程模拟候选版）</ns0:t>
-      </ns0:r>
-    </ns0:p>
-    <ns0:p>
-      <ns0:pPr>
-        <ns0:spacing ns0:after="140" ns0:line="293" ns0:lineRule="auto"/>
-        <ns0:jc ns0:val="center"/>
-      </ns0:pPr>
-      <ns0:r>
-        <ns0:rPr>
-          <ns0:rFonts ns0:ascii="宋体" ns0:hAnsi="宋体" ns0:eastAsia="宋体"/>
-          <ns0:b ns0:val="0"/>
-          <ns0:color ns0:val="1F1F1F"/>
-          <ns0:sz ns0:val="22"/>
+    </ns0:p>
+    <ns0:p xmlns:w14="http://schemas.microsoft.com/office/word/2010/wordml" ns0:rsidR="0029404A" ns0:rsidRDefault="001D1099" ns0:rsidP="00FA129B">
+      <ns0:pPr>
+        <ns0:spacing ns0:after="200"/>
+        <ns0:ind ns0:leftChars="1134" ns0:left="2268"/>
+        <ns0:jc ns0:val="left"/>
+      </ns0:pPr>
+      <ns0:r>
+        <ns0:rPr>
+          <ns0:rFonts ns0:eastAsia="仿宋"/>
+          <ns0:color ns0:val="000000"/>
+          <ns0:sz ns0:val="32"/>
         </ns0:rPr>
         <ns0:t>编制单位：【项目组/编制单位正式名称或组号待人工确认】</ns0:t>
       </ns0:r>
-    </ns0:p>
-    <ns0:p>
-      <ns0:pPr>
-        <ns0:spacing ns0:after="140" ns0:line="293" ns0:lineRule="auto"/>
-        <ns0:jc ns0:val="center"/>
-      </ns0:pPr>
-      <ns0:r>
-        <ns0:rPr>
-          <ns0:rFonts ns0:ascii="宋体" ns0:hAnsi="宋体" ns0:eastAsia="宋体"/>
-          <ns0:b ns0:val="0"/>
-          <ns0:color ns0:val="1F1F1F"/>
-          <ns0:sz ns0:val="22"/>
+      <ns0:r>
+        <ns0:rPr>
+          <ns0:rFonts ns0:eastAsia="仿宋"/>
+          <ns0:color ns0:val="000000"/>
+          <ns0:sz ns0:val="32"/>
+        </ns0:rPr>
+        <ns0:t xml:space="preserve"/>
+      </ns0:r>
+      <ns0:r>
+        <ns0:rPr>
+          <ns0:rFonts ns0:eastAsia="仿宋"/>
+          <ns0:color ns0:val="000000"/>
+          <ns0:sz ns0:val="32"/>
+        </ns0:rPr>
+        <ns0:t/>
+      </ns0:r>
+    </ns0:p>
+    <ns0:p xmlns:w14="http://schemas.microsoft.com/office/word/2010/wordml" ns0:rsidR="0029404A" ns0:rsidRDefault="001D1099" ns0:rsidP="00FA129B">
+      <ns0:pPr>
+        <ns0:spacing ns0:after="200"/>
+        <ns0:ind ns0:leftChars="1134" ns0:left="2268"/>
+        <ns0:jc ns0:val="left"/>
+      </ns0:pPr>
+      <ns0:r>
+        <ns0:rPr>
+          <ns0:rFonts ns0:eastAsia="仿宋"/>
+          <ns0:color ns0:val="000000"/>
+          <ns0:sz ns0:val="32"/>
         </ns0:rPr>
         <ns0:t>编    制：何思源（项目经理 PM / 总编）</ns0:t>
       </ns0:r>
     </ns0:p>
-    <ns0:p>
-      <ns0:pPr>
-        <ns0:spacing ns0:after="140" ns0:line="293" ns0:lineRule="auto"/>
-        <ns0:jc ns0:val="center"/>
-      </ns0:pPr>
-      <ns0:r>
-        <ns0:rPr>
-          <ns0:rFonts ns0:ascii="宋体" ns0:hAnsi="宋体" ns0:eastAsia="宋体"/>
-          <ns0:b ns0:val="0"/>
-          <ns0:color ns0:val="1F1F1F"/>
-          <ns0:sz ns0:val="22"/>
-        </ns0:rPr>
-        <ns0:t>技术审核：严宇（技术负责人 / 架构师）</ns0:t>
-      </ns0:r>
-    </ns0:p>
-    <ns0:p>
-      <ns0:pPr>
-        <ns0:spacing ns0:after="140" ns0:line="293" ns0:lineRule="auto"/>
-        <ns0:jc ns0:val="center"/>
-      </ns0:pPr>
-      <ns0:r>
-        <ns0:rPr>
-          <ns0:rFonts ns0:ascii="宋体" ns0:hAnsi="宋体" ns0:eastAsia="宋体"/>
-          <ns0:b ns0:val="0"/>
-          <ns0:color ns0:val="1F1F1F"/>
-          <ns0:sz ns0:val="22"/>
-        </ns0:rPr>
-        <ns0:t>合规审核：任俊强（需求 / 质量 / 合规负责人）</ns0:t>
-      </ns0:r>
-    </ns0:p>
-    <ns0:p>
-      <ns0:pPr>
-        <ns0:spacing ns0:after="140" ns0:line="293" ns0:lineRule="auto"/>
-        <ns0:jc ns0:val="center"/>
-      </ns0:pPr>
-      <ns0:r>
-        <ns0:rPr>
-          <ns0:rFonts ns0:ascii="宋体" ns0:hAnsi="宋体" ns0:eastAsia="宋体"/>
-          <ns0:b ns0:val="0"/>
-          <ns0:color ns0:val="1F1F1F"/>
-          <ns0:sz ns0:val="22"/>
+    <ns0:p xmlns:w14="http://schemas.microsoft.com/office/word/2010/wordml" ns0:rsidR="0029404A" ns0:rsidRDefault="001D1099" ns0:rsidP="00FA129B">
+      <ns0:pPr>
+        <ns0:spacing ns0:after="200"/>
+        <ns0:ind ns0:leftChars="1134" ns0:left="2268"/>
+        <ns0:jc ns0:val="left"/>
+      </ns0:pPr>
+      <ns0:r>
+        <ns0:rPr>
+          <ns0:rFonts ns0:eastAsia="仿宋"/>
+          <ns0:color ns0:val="000000"/>
+          <ns0:sz ns0:val="32"/>
+        </ns0:rPr>
+        <ns0:t>技术审核：严宇（技术负责人 / 架构师）
+合规审核：任俊强（需求 / 质量 / 合规负责人）</ns0:t>
+      </ns0:r>
+    </ns0:p>
+    <ns0:p xmlns:w14="http://schemas.microsoft.com/office/word/2010/wordml" ns0:rsidR="0029404A" ns0:rsidRDefault="001D1099" ns0:rsidP="00FA129B">
+      <ns0:pPr>
+        <ns0:spacing ns0:after="200"/>
+        <ns0:ind ns0:leftChars="1134" ns0:left="2268"/>
+        <ns0:jc ns0:val="left"/>
+      </ns0:pPr>
+      <ns0:r>
+        <ns0:rPr>
+          <ns0:rFonts ns0:eastAsia="仿宋"/>
+          <ns0:color ns0:val="000000"/>
+          <ns0:sz ns0:val="32"/>
         </ns0:rPr>
         <ns0:t>批    准：甲乙双方授权代表确认</ns0:t>
       </ns0:r>
     </ns0:p>
-    <ns0:p>
-      <ns0:pPr>
-        <ns0:spacing ns0:after="140" ns0:line="293" ns0:lineRule="auto"/>
-        <ns0:jc ns0:val="center"/>
-      </ns0:pPr>
-      <ns0:r>
-        <ns0:rPr>
-          <ns0:rFonts ns0:ascii="宋体" ns0:hAnsi="宋体" ns0:eastAsia="宋体"/>
-          <ns0:b ns0:val="0"/>
-          <ns0:color ns0:val="1F1F1F"/>
-          <ns0:sz ns0:val="22"/>
+    <ns0:p xmlns:w14="http://schemas.microsoft.com/office/word/2010/wordml" ns0:rsidR="0029404A" ns0:rsidRDefault="001D1099" ns0:rsidP="00FA129B">
+      <ns0:pPr>
+        <ns0:spacing ns0:before="200" ns0:after="80"/>
+        <ns0:ind ns0:leftChars="1134" ns0:left="2268"/>
+        <ns0:jc ns0:val="left"/>
+      </ns0:pPr>
+      <ns0:r>
+        <ns0:rPr>
+          <ns0:rFonts ns0:eastAsia="仿宋"/>
+          <ns0:color ns0:val="000000"/>
+          <ns0:sz ns0:val="32"/>
         </ns0:rPr>
         <ns0:t>编制日期：【正式签署日期待人工确认】</ns0:t>
       </ns0:r>
-    </ns0:p>
-    <ns0:p>
-      <ns0:r>
+      <ns0:r>
+        <ns0:rPr>
+          <ns0:rFonts ns0:eastAsia="仿宋"/>
+          <ns0:color ns0:val="000000"/>
+          <ns0:sz ns0:val="32"/>
+        </ns0:rPr>
+        <ns0:t xml:space="preserve"/>
+      </ns0:r>
+      <ns0:r>
+        <ns0:rPr>
+          <ns0:rFonts ns0:eastAsia="仿宋"/>
+          <ns0:color ns0:val="000000"/>
+          <ns0:sz ns0:val="32"/>
+        </ns0:rPr>
+        <ns0:t/>
+      </ns0:r>
+      <ns0:r>
+        <ns0:rPr>
+          <ns0:rFonts ns0:eastAsia="仿宋"/>
+          <ns0:color ns0:val="000000"/>
+          <ns0:sz ns0:val="32"/>
+        </ns0:rPr>
+        <ns0:t xml:space="preserve"/>
+      </ns0:r>
+      <ns0:r>
+        <ns0:rPr>
+          <ns0:rFonts ns0:eastAsia="仿宋"/>
+          <ns0:color ns0:val="000000"/>
+          <ns0:sz ns0:val="32"/>
+        </ns0:rPr>
+        <ns0:t/>
+      </ns0:r>
+      <ns0:r>
+        <ns0:rPr>
+          <ns0:rFonts ns0:eastAsia="仿宋"/>
+          <ns0:color ns0:val="000000"/>
+          <ns0:sz ns0:val="32"/>
+        </ns0:rPr>
+        <ns0:t xml:space="preserve"/>
+      </ns0:r>
+      <ns0:r>
+        <ns0:rPr>
+          <ns0:rFonts ns0:eastAsia="仿宋"/>
+          <ns0:color ns0:val="000000"/>
+          <ns0:sz ns0:val="32"/>
+        </ns0:rPr>
+        <ns0:t/>
+      </ns0:r>
+    </ns0:p>
+    <ns0:p xmlns:w14="http://schemas.microsoft.com/office/word/2010/wordml" ns0:rsidR="0029404A" ns0:rsidRDefault="001D1099">
+      <ns0:r>
+        <ns0:rPr>
+          <ns0:color ns0:val="000000"/>
+        </ns0:rPr>
         <ns0:br ns0:type="page"/>
       </ns0:r>
     </ns0:p>

--- a/docs/deliverables/05-需求确认书.docx
+++ b/docs/deliverables/05-需求确认书.docx
@@ -13,7 +13,7 @@
           <ns0:color ns0:val="000000"/>
           <ns0:sz ns0:val="24"/>
         </ns0:rPr>
-        <ns0:t>文档编号：【待人工确认】    版本号：V1.2</ns0:t>
+        <ns0:t>文档编号：YJGL-G1-06    版本号：V1.2</ns0:t>
       </ns0:r>
       <ns0:r>
         <ns0:rPr>
@@ -169,7 +169,7 @@
           <ns0:color ns0:val="000000"/>
           <ns0:sz ns0:val="32"/>
         </ns0:rPr>
-        <ns0:t>编制单位：【项目组/编制单位正式名称或组号待人工确认】</ns0:t>
+        <ns0:t>编制单位：020202项目组</ns0:t>
       </ns0:r>
       <ns0:r>
         <ns0:rPr>
@@ -231,7 +231,7 @@
           <ns0:color ns0:val="000000"/>
           <ns0:sz ns0:val="32"/>
         </ns0:rPr>
-        <ns0:t>批    准：甲乙双方授权代表确认</ns0:t>
+        <ns0:t>批    准：李晓雷（教师模拟甲方代表）</ns0:t>
       </ns0:r>
     </ns0:p>
     <ns0:p xmlns:w14="http://schemas.microsoft.com/office/word/2010/wordml" ns0:rsidR="0029404A" ns0:rsidRDefault="001D1099" ns0:rsidP="00FA129B">
@@ -246,7 +246,7 @@
           <ns0:color ns0:val="000000"/>
           <ns0:sz ns0:val="32"/>
         </ns0:rPr>
-        <ns0:t>编制日期：【正式签署日期待人工确认】</ns0:t>
+        <ns0:t>编制日期：</ns0:t>
       </ns0:r>
       <ns0:r>
         <ns0:rPr>
@@ -517,7 +517,7 @@
                 <ns0:sz ns0:val="21"/>
                 <ns0:color ns0:val="000000"/>
               </ns0:rPr>
-              <ns0:t>【待人工确认】</ns0:t>
+              <ns0:t>2026.09.12</ns0:t>
             </ns0:r>
           </ns0:p>
         </ns0:tc>
@@ -2727,7 +2727,7 @@
           <ns0:szCs ns0:val="24"/>
           <ns0:color ns0:val="000000"/>
         </ns0:rPr>
-        <ns0:t>甲方（课程模拟）：某自然博物馆；授权代表：教师/评委代表【姓名待人工确认】。乙方项目经理：何思源；技术复核：严宇；合规复核：任俊强。甲乙双方实际签字/签章、正式签署日期和文档编号均待人工确认。</ns0:t>
+        <ns0:t>甲方（课程模拟）：某自然博物馆；授权代表：李晓雷（教师模拟）。乙方项目经理：何思源；技术复核：严宇；合规复核：任俊强。签字/签章栏及正式签署日期按课程模拟约定留空，文档编号为 YJGL-G1-06。</ns0:t>
       </ns0:r>
     </ns0:p>
     <ns0:p>
@@ -2812,7 +2812,7 @@
                 <ns0:szCs ns0:val="24"/>
                 <ns0:color ns0:val="000000"/>
               </ns0:rPr>
-              <ns0:t>乙方：项目组/编制单位【正式名称或组号待人工确认】</ns0:t>
+              <ns0:t>乙方：020202项目组</ns0:t>
             </ns0:r>
           </ns0:p>
         </ns0:tc>
@@ -2851,11 +2851,11 @@
                 <ns0:szCs ns0:val="24"/>
                 <ns0:color ns0:val="000000"/>
               </ns0:rPr>
-              <ns0:t>授权代表：教师/评委代表【姓名待人工确认】</ns0:t>
+              <ns0:t>授权代表：李晓雷（教师模拟）签字/签章：日期：</ns0:t>
               <ns0:br/>
-              <ns0:t>签字/签章：【待人工确认】</ns0:t>
+              <ns0:t/>
               <ns0:br/>
-              <ns0:t>日期：【待人工确认】</ns0:t>
+              <ns0:t/>
             </ns0:r>
           </ns0:p>
         </ns0:tc>
@@ -2889,15 +2889,15 @@
                 <ns0:szCs ns0:val="24"/>
                 <ns0:color ns0:val="000000"/>
               </ns0:rPr>
-              <ns0:t>项目经理：何思源</ns0:t>
+              <ns0:t>项目经理：何思源技术复核：严宇合规复核：任俊强签字/签章：日期：</ns0:t>
               <ns0:br/>
-              <ns0:t>技术复核：严宇</ns0:t>
+              <ns0:t/>
               <ns0:br/>
-              <ns0:t>合规复核：任俊强</ns0:t>
+              <ns0:t/>
               <ns0:br/>
-              <ns0:t>签字/签章：【待人工确认】</ns0:t>
+              <ns0:t/>
               <ns0:br/>
-              <ns0:t>日期：【待人工确认】</ns0:t>
+              <ns0:t/>
             </ns0:r>
           </ns0:p>
         </ns0:tc>
